--- a/plantillas/plantilla_pagare_sin_garante.docx
+++ b/plantillas/plantilla_pagare_sin_garante.docx
@@ -4,7 +4,7 @@
   <w:body>
     <w:p>
       <w:pPr>
-        <w:pStyle w:val="Normal1"/>
+        <w:pStyle w:val="LOnormal"/>
         <w:rPr/>
       </w:pPr>
       <w:r>
@@ -58,7 +58,7 @@
     </w:p>
     <w:p>
       <w:pPr>
-        <w:pStyle w:val="Normal1"/>
+        <w:pStyle w:val="LOnormal"/>
         <w:jc w:val="center"/>
         <w:rPr/>
       </w:pPr>
@@ -69,7 +69,7 @@
     </w:p>
     <w:p>
       <w:pPr>
-        <w:pStyle w:val="Normal1"/>
+        <w:pStyle w:val="LOnormal"/>
         <w:rPr/>
       </w:pPr>
       <w:r>
@@ -79,7 +79,7 @@
     </w:p>
     <w:p>
       <w:pPr>
-        <w:pStyle w:val="Normal1"/>
+        <w:pStyle w:val="LOnormal"/>
         <w:rPr/>
       </w:pPr>
       <w:r>
@@ -88,46 +88,14 @@
         <w:br/>
         <w:t>{{monto_letras}}</w:t>
         <w:br/>
-        <w:t xml:space="preserve">por préstamo de dinero en efectivo y a </w:t>
-      </w:r>
-      <w:r>
-        <w:rPr/>
-        <w:t>mi</w:t>
-      </w:r>
-      <w:r>
-        <w:rPr/>
-        <w:t xml:space="preserve"> entera satisfacción.</w:t>
+        <w:t>por préstamo de dinero en efectivo y a mi entera satisfacción.</w:t>
         <w:br/>
-        <w:t xml:space="preserve">En </w:t>
-      </w:r>
-      <w:r>
-        <w:rPr/>
-        <w:t>mi</w:t>
-      </w:r>
-      <w:r>
-        <w:rPr/>
-        <w:t xml:space="preserve"> carácter de obligado cambiario, de acuerdo a lo dispuesto por el artículo 5 del Dec. Ley 5965/63, </w:t>
-      </w:r>
-      <w:r>
-        <w:rPr/>
-        <w:t>me</w:t>
-      </w:r>
-      <w:r>
-        <w:rPr/>
-        <w:t xml:space="preserve"> oblig</w:t>
-      </w:r>
-      <w:r>
-        <w:rPr/>
-        <w:t>o</w:t>
-      </w:r>
-      <w:r>
-        <w:rPr/>
-        <w:t xml:space="preserve"> a cumplir con las disposiciones siguientes:</w:t>
+        <w:t>En mi carácter de obligado cambiario, de acuerdo a lo dispuesto por el artículo 5 del Dec. Ley 5965/63, me obligo a cumplir con las disposiciones siguientes:</w:t>
       </w:r>
     </w:p>
     <w:p>
       <w:pPr>
-        <w:pStyle w:val="Normal1"/>
+        <w:pStyle w:val="LOnormal"/>
         <w:rPr/>
       </w:pPr>
       <w:r>
@@ -137,25 +105,17 @@
     </w:p>
     <w:p>
       <w:pPr>
-        <w:pStyle w:val="Normal1"/>
+        <w:pStyle w:val="LOnormal"/>
         <w:rPr/>
       </w:pPr>
       <w:r>
         <w:rPr/>
-        <w:t xml:space="preserve">2) La falta de pago de este pagaré en el lugar establecido, </w:t>
-      </w:r>
-      <w:r>
-        <w:rPr/>
-        <w:t>me</w:t>
-      </w:r>
-      <w:r>
-        <w:rPr/>
-        <w:t xml:space="preserve"> hará incurrir en deudor en mora automáticamente y de pleno derecho, sin necesidad de protesto, ni de interpelación judicial o extrajudicial alguna, haciendo exigible el monto del pagaré y con más una tasa de interés punitorio adicional del 1% mensual de la tasa pactada, por todo el tiempo que dure el atraso y hasta el efectivo pago del importe total adeudado, con más sus accesorios, gastos causídicos y administrativos que correspondan.</w:t>
+        <w:t>2) La falta de pago de este pagaré en el lugar establecido, me hará incurrir en deudor en mora automáticamente y de pleno derecho, sin necesidad de protesto, ni de interpelación judicial o extrajudicial alguna, haciendo exigible el monto del pagaré y con más una tasa de interés punitorio adicional del 1% mensual de la tasa pactada, por todo el tiempo que dure el atraso y hasta el efectivo pago del importe total adeudado, con más sus accesorios, gastos causídicos y administrativos que correspondan.</w:t>
       </w:r>
     </w:p>
     <w:p>
       <w:pPr>
-        <w:pStyle w:val="Normal1"/>
+        <w:pStyle w:val="LOnormal"/>
         <w:rPr/>
       </w:pPr>
       <w:r>
@@ -165,7 +125,7 @@
     </w:p>
     <w:p>
       <w:pPr>
-        <w:pStyle w:val="Normal1"/>
+        <w:pStyle w:val="LOnormal"/>
         <w:rPr/>
       </w:pPr>
       <w:r>
@@ -175,7 +135,7 @@
     </w:p>
     <w:p>
       <w:pPr>
-        <w:pStyle w:val="Normal1"/>
+        <w:pStyle w:val="LOnormal"/>
         <w:spacing w:lineRule="auto" w:line="240"/>
         <w:jc w:val="center"/>
         <w:rPr/>
@@ -199,7 +159,7 @@
     </w:p>
     <w:p>
       <w:pPr>
-        <w:pStyle w:val="Normal1"/>
+        <w:pStyle w:val="LOnormal"/>
         <w:spacing w:lineRule="auto" w:line="240"/>
         <w:jc w:val="center"/>
         <w:rPr/>
@@ -211,7 +171,7 @@
     </w:p>
     <w:p>
       <w:pPr>
-        <w:pStyle w:val="Normal1"/>
+        <w:pStyle w:val="LOnormal"/>
         <w:spacing w:lineRule="auto" w:line="240"/>
         <w:jc w:val="center"/>
         <w:rPr/>
@@ -225,7 +185,7 @@
     </w:p>
     <w:p>
       <w:pPr>
-        <w:pStyle w:val="Normal1"/>
+        <w:pStyle w:val="LOnormal"/>
         <w:jc w:val="center"/>
         <w:rPr/>
       </w:pPr>
@@ -235,7 +195,7 @@
     </w:p>
     <w:p>
       <w:pPr>
-        <w:pStyle w:val="Normal1"/>
+        <w:pStyle w:val="LOnormal"/>
         <w:jc w:val="center"/>
         <w:rPr/>
       </w:pPr>
@@ -248,7 +208,7 @@
     </w:p>
     <w:p>
       <w:pPr>
-        <w:pStyle w:val="Normal1"/>
+        <w:pStyle w:val="LOnormal"/>
         <w:jc w:val="center"/>
         <w:rPr/>
       </w:pPr>
@@ -258,7 +218,7 @@
     </w:p>
     <w:p>
       <w:pPr>
-        <w:pStyle w:val="Normal1"/>
+        <w:pStyle w:val="LOnormal"/>
         <w:spacing w:lineRule="auto" w:line="240"/>
         <w:jc w:val="center"/>
         <w:rPr/>
@@ -267,7 +227,7 @@
         <w:rPr>
           <w:b/>
         </w:rPr>
-        <w:t>{{cliente_dni}}</w:t>
+        <w:t>{{cliente_nro_doc}}</w:t>
         <w:br/>
       </w:r>
       <w:r>
@@ -278,7 +238,7 @@
     </w:p>
     <w:p>
       <w:pPr>
-        <w:pStyle w:val="Normal1"/>
+        <w:pStyle w:val="LOnormal"/>
         <w:spacing w:lineRule="auto" w:line="240"/>
         <w:jc w:val="center"/>
         <w:rPr/>
@@ -287,20 +247,12 @@
         <w:rPr/>
         <w:t>{{cliente_domicilio}}</w:t>
         <w:br/>
-        <w:t xml:space="preserve">Domicilio </w:t>
-      </w:r>
-      <w:r>
-        <w:rPr/>
-        <w:t>r</w:t>
-      </w:r>
-      <w:r>
-        <w:rPr/>
-        <w:t>eal</w:t>
+        <w:t>Domicilio real</w:t>
       </w:r>
     </w:p>
     <w:p>
       <w:pPr>
-        <w:pStyle w:val="Normal1"/>
+        <w:pStyle w:val="LOnormal"/>
         <w:spacing w:lineRule="auto" w:line="240"/>
         <w:jc w:val="center"/>
         <w:rPr/>
@@ -314,7 +266,7 @@
     </w:p>
     <w:p>
       <w:pPr>
-        <w:pStyle w:val="Normal1"/>
+        <w:pStyle w:val="LOnormal"/>
         <w:spacing w:lineRule="auto" w:line="240"/>
         <w:jc w:val="center"/>
         <w:rPr/>
@@ -330,7 +282,7 @@
     </w:p>
     <w:p>
       <w:pPr>
-        <w:pStyle w:val="Normal1"/>
+        <w:pStyle w:val="LOnormal"/>
         <w:jc w:val="center"/>
         <w:rPr/>
       </w:pPr>
@@ -340,7 +292,7 @@
     </w:p>
     <w:p>
       <w:pPr>
-        <w:pStyle w:val="Normal1"/>
+        <w:pStyle w:val="LOnormal"/>
         <w:jc w:val="center"/>
         <w:rPr/>
       </w:pPr>
@@ -351,7 +303,7 @@
     </w:p>
     <w:p>
       <w:pPr>
-        <w:pStyle w:val="Normal1"/>
+        <w:pStyle w:val="LOnormal"/>
         <w:jc w:val="center"/>
         <w:rPr/>
       </w:pPr>
@@ -361,7 +313,7 @@
     </w:p>
     <w:p>
       <w:pPr>
-        <w:pStyle w:val="Normal1"/>
+        <w:pStyle w:val="LOnormal"/>
         <w:spacing w:lineRule="auto" w:line="240"/>
         <w:jc w:val="center"/>
         <w:rPr/>
@@ -379,7 +331,7 @@
     </w:p>
     <w:p>
       <w:pPr>
-        <w:pStyle w:val="Normal1"/>
+        <w:pStyle w:val="LOnormal"/>
         <w:spacing w:lineRule="auto" w:line="240"/>
         <w:jc w:val="center"/>
         <w:rPr/>
@@ -391,7 +343,7 @@
     </w:p>
     <w:p>
       <w:pPr>
-        <w:pStyle w:val="Normal1"/>
+        <w:pStyle w:val="LOnormal"/>
         <w:spacing w:lineRule="auto" w:line="240" w:before="0" w:after="200"/>
         <w:jc w:val="center"/>
         <w:rPr/>
@@ -435,6 +387,7 @@
     <w:qFormat/>
     <w:pPr>
       <w:widowControl/>
+      <w:suppressAutoHyphens w:val="true"/>
       <w:bidi w:val="0"/>
       <w:spacing w:lineRule="auto" w:line="276" w:before="0" w:after="200"/>
       <w:jc w:val="left"/>
@@ -450,8 +403,8 @@
   </w:style>
   <w:style w:type="paragraph" w:styleId="Ttulo1">
     <w:name w:val="Heading 1"/>
-    <w:basedOn w:val="Normal1"/>
-    <w:next w:val="Normal1"/>
+    <w:basedOn w:val="LOnormal"/>
+    <w:next w:val="LOnormal"/>
     <w:qFormat/>
     <w:pPr>
       <w:keepNext w:val="true"/>
@@ -468,8 +421,8 @@
   </w:style>
   <w:style w:type="paragraph" w:styleId="Ttulo2">
     <w:name w:val="Heading 2"/>
-    <w:basedOn w:val="Normal1"/>
-    <w:next w:val="Normal1"/>
+    <w:basedOn w:val="LOnormal"/>
+    <w:next w:val="LOnormal"/>
     <w:qFormat/>
     <w:pPr>
       <w:keepNext w:val="true"/>
@@ -486,8 +439,8 @@
   </w:style>
   <w:style w:type="paragraph" w:styleId="Ttulo3">
     <w:name w:val="Heading 3"/>
-    <w:basedOn w:val="Normal1"/>
-    <w:next w:val="Normal1"/>
+    <w:basedOn w:val="LOnormal"/>
+    <w:next w:val="LOnormal"/>
     <w:qFormat/>
     <w:pPr>
       <w:keepNext w:val="true"/>
@@ -502,8 +455,8 @@
   </w:style>
   <w:style w:type="paragraph" w:styleId="Ttulo4">
     <w:name w:val="Heading 4"/>
-    <w:basedOn w:val="Normal1"/>
-    <w:next w:val="Normal1"/>
+    <w:basedOn w:val="LOnormal"/>
+    <w:next w:val="LOnormal"/>
     <w:qFormat/>
     <w:pPr>
       <w:keepNext w:val="true"/>
@@ -519,8 +472,8 @@
   </w:style>
   <w:style w:type="paragraph" w:styleId="Ttulo5">
     <w:name w:val="Heading 5"/>
-    <w:basedOn w:val="Normal1"/>
-    <w:next w:val="Normal1"/>
+    <w:basedOn w:val="LOnormal"/>
+    <w:next w:val="LOnormal"/>
     <w:qFormat/>
     <w:pPr>
       <w:keepNext w:val="true"/>
@@ -534,8 +487,8 @@
   </w:style>
   <w:style w:type="paragraph" w:styleId="Ttulo6">
     <w:name w:val="Heading 6"/>
-    <w:basedOn w:val="Normal1"/>
-    <w:next w:val="Normal1"/>
+    <w:basedOn w:val="LOnormal"/>
+    <w:next w:val="LOnormal"/>
     <w:qFormat/>
     <w:pPr>
       <w:keepNext w:val="true"/>
@@ -550,8 +503,8 @@
   </w:style>
   <w:style w:type="paragraph" w:styleId="Ttulo7">
     <w:name w:val="Heading 7"/>
-    <w:basedOn w:val="Normal1"/>
-    <w:next w:val="Normal1"/>
+    <w:basedOn w:val="LOnormal"/>
+    <w:next w:val="LOnormal"/>
     <w:link w:val="Heading7Char"/>
     <w:uiPriority w:val="9"/>
     <w:semiHidden/>
@@ -573,8 +526,8 @@
   </w:style>
   <w:style w:type="paragraph" w:styleId="Ttulo8">
     <w:name w:val="Heading 8"/>
-    <w:basedOn w:val="Normal1"/>
-    <w:next w:val="Normal1"/>
+    <w:basedOn w:val="LOnormal"/>
+    <w:next w:val="LOnormal"/>
     <w:link w:val="Heading8Char"/>
     <w:uiPriority w:val="9"/>
     <w:semiHidden/>
@@ -596,8 +549,8 @@
   </w:style>
   <w:style w:type="paragraph" w:styleId="Ttulo9">
     <w:name w:val="Heading 9"/>
-    <w:basedOn w:val="Normal1"/>
-    <w:next w:val="Normal1"/>
+    <w:basedOn w:val="LOnormal"/>
+    <w:next w:val="LOnormal"/>
     <w:link w:val="Heading9Char"/>
     <w:uiPriority w:val="9"/>
     <w:semiHidden/>
@@ -963,7 +916,7 @@
   </w:style>
   <w:style w:type="paragraph" w:styleId="Ttulo">
     <w:name w:val="Título"/>
-    <w:basedOn w:val="Normal1"/>
+    <w:basedOn w:val="LOnormal"/>
     <w:next w:val="Cuerpodetexto"/>
     <w:qFormat/>
     <w:pPr>
@@ -978,7 +931,7 @@
   </w:style>
   <w:style w:type="paragraph" w:styleId="Cuerpodetexto">
     <w:name w:val="Body Text"/>
-    <w:basedOn w:val="Normal1"/>
+    <w:basedOn w:val="LOnormal"/>
     <w:link w:val="BodyTextChar"/>
     <w:uiPriority w:val="99"/>
     <w:unhideWhenUsed/>
@@ -990,7 +943,7 @@
   </w:style>
   <w:style w:type="paragraph" w:styleId="Lista">
     <w:name w:val="List"/>
-    <w:basedOn w:val="Normal1"/>
+    <w:basedOn w:val="LOnormal"/>
     <w:uiPriority w:val="99"/>
     <w:unhideWhenUsed/>
     <w:rsid w:val="00aa1d8d"/>
@@ -1003,7 +956,7 @@
   </w:style>
   <w:style w:type="paragraph" w:styleId="Leyenda">
     <w:name w:val="Caption"/>
-    <w:basedOn w:val="Normal1"/>
+    <w:basedOn w:val="LOnormal"/>
     <w:qFormat/>
     <w:pPr>
       <w:suppressLineNumbers/>
@@ -1019,7 +972,7 @@
   </w:style>
   <w:style w:type="paragraph" w:styleId="Ndice">
     <w:name w:val="Índice"/>
-    <w:basedOn w:val="Normal1"/>
+    <w:basedOn w:val="LOnormal"/>
     <w:qFormat/>
     <w:pPr>
       <w:suppressLineNumbers/>
@@ -1028,11 +981,12 @@
       <w:rFonts w:cs="Lohit Devanagari"/>
     </w:rPr>
   </w:style>
-  <w:style w:type="paragraph" w:styleId="Normal1" w:default="1">
+  <w:style w:type="paragraph" w:styleId="LOnormal" w:default="1">
     <w:name w:val="LO-normal"/>
     <w:qFormat/>
     <w:pPr>
       <w:widowControl/>
+      <w:suppressAutoHyphens w:val="true"/>
       <w:bidi w:val="0"/>
       <w:spacing w:lineRule="auto" w:line="276" w:before="0" w:after="200"/>
       <w:jc w:val="left"/>
@@ -1048,8 +1002,8 @@
   </w:style>
   <w:style w:type="paragraph" w:styleId="Ttulogeneral">
     <w:name w:val="Title"/>
-    <w:basedOn w:val="Normal1"/>
-    <w:next w:val="Normal1"/>
+    <w:basedOn w:val="LOnormal"/>
+    <w:next w:val="LOnormal"/>
     <w:qFormat/>
     <w:pPr>
       <w:pBdr>
@@ -1066,14 +1020,14 @@
   </w:style>
   <w:style w:type="paragraph" w:styleId="Cabeceraypie">
     <w:name w:val="Cabecera y pie"/>
-    <w:basedOn w:val="Normal1"/>
+    <w:basedOn w:val="LOnormal"/>
     <w:qFormat/>
     <w:pPr/>
     <w:rPr/>
   </w:style>
   <w:style w:type="paragraph" w:styleId="Cabecera">
     <w:name w:val="Header"/>
-    <w:basedOn w:val="Normal1"/>
+    <w:basedOn w:val="LOnormal"/>
     <w:link w:val="HeaderChar"/>
     <w:uiPriority w:val="99"/>
     <w:unhideWhenUsed/>
@@ -1090,7 +1044,7 @@
   </w:style>
   <w:style w:type="paragraph" w:styleId="Piedepgina">
     <w:name w:val="Footer"/>
-    <w:basedOn w:val="Normal1"/>
+    <w:basedOn w:val="LOnormal"/>
     <w:link w:val="FooterChar"/>
     <w:uiPriority w:val="99"/>
     <w:unhideWhenUsed/>
@@ -1128,7 +1082,7 @@
   </w:style>
   <w:style w:type="paragraph" w:styleId="ListParagraph">
     <w:name w:val="List Paragraph"/>
-    <w:basedOn w:val="Normal1"/>
+    <w:basedOn w:val="LOnormal"/>
     <w:uiPriority w:val="34"/>
     <w:qFormat/>
     <w:rsid w:val="00fc693f"/>
@@ -1141,7 +1095,7 @@
   </w:style>
   <w:style w:type="paragraph" w:styleId="BodyText2">
     <w:name w:val="Body Text 2"/>
-    <w:basedOn w:val="Normal1"/>
+    <w:basedOn w:val="LOnormal"/>
     <w:link w:val="BodyText2Char"/>
     <w:uiPriority w:val="99"/>
     <w:unhideWhenUsed/>
@@ -1154,7 +1108,7 @@
   </w:style>
   <w:style w:type="paragraph" w:styleId="BodyText3">
     <w:name w:val="Body Text 3"/>
-    <w:basedOn w:val="Normal1"/>
+    <w:basedOn w:val="LOnormal"/>
     <w:link w:val="BodyText3Char"/>
     <w:uiPriority w:val="99"/>
     <w:unhideWhenUsed/>
@@ -1170,7 +1124,7 @@
   </w:style>
   <w:style w:type="paragraph" w:styleId="ListBullet3">
     <w:name w:val="List Bullet 3"/>
-    <w:basedOn w:val="Normal1"/>
+    <w:basedOn w:val="LOnormal"/>
     <w:uiPriority w:val="99"/>
     <w:unhideWhenUsed/>
     <w:qFormat/>
@@ -1183,7 +1137,7 @@
   </w:style>
   <w:style w:type="paragraph" w:styleId="ListBullet4">
     <w:name w:val="List Bullet 4"/>
-    <w:basedOn w:val="Normal1"/>
+    <w:basedOn w:val="LOnormal"/>
     <w:uiPriority w:val="99"/>
     <w:unhideWhenUsed/>
     <w:qFormat/>
@@ -1197,7 +1151,7 @@
   </w:style>
   <w:style w:type="paragraph" w:styleId="ListBullet">
     <w:name w:val="List Bullet"/>
-    <w:basedOn w:val="Normal1"/>
+    <w:basedOn w:val="LOnormal"/>
     <w:uiPriority w:val="99"/>
     <w:unhideWhenUsed/>
     <w:qFormat/>
@@ -1210,7 +1164,7 @@
   </w:style>
   <w:style w:type="paragraph" w:styleId="ListBullet2">
     <w:name w:val="List Bullet 2"/>
-    <w:basedOn w:val="Normal1"/>
+    <w:basedOn w:val="LOnormal"/>
     <w:uiPriority w:val="99"/>
     <w:unhideWhenUsed/>
     <w:qFormat/>
@@ -1223,7 +1177,7 @@
   </w:style>
   <w:style w:type="paragraph" w:styleId="ListNumber">
     <w:name w:val="List Number"/>
-    <w:basedOn w:val="Normal1"/>
+    <w:basedOn w:val="LOnormal"/>
     <w:uiPriority w:val="99"/>
     <w:unhideWhenUsed/>
     <w:qFormat/>
@@ -1236,7 +1190,7 @@
   </w:style>
   <w:style w:type="paragraph" w:styleId="ListNumber2">
     <w:name w:val="List Number 2"/>
-    <w:basedOn w:val="Normal1"/>
+    <w:basedOn w:val="LOnormal"/>
     <w:uiPriority w:val="99"/>
     <w:unhideWhenUsed/>
     <w:qFormat/>
@@ -1249,7 +1203,7 @@
   </w:style>
   <w:style w:type="paragraph" w:styleId="ListNumber3">
     <w:name w:val="List Number 3"/>
-    <w:basedOn w:val="Normal1"/>
+    <w:basedOn w:val="LOnormal"/>
     <w:uiPriority w:val="99"/>
     <w:unhideWhenUsed/>
     <w:qFormat/>
@@ -1262,7 +1216,7 @@
   </w:style>
   <w:style w:type="paragraph" w:styleId="ListContinue">
     <w:name w:val="List Continue"/>
-    <w:basedOn w:val="Normal1"/>
+    <w:basedOn w:val="LOnormal"/>
     <w:uiPriority w:val="99"/>
     <w:unhideWhenUsed/>
     <w:qFormat/>
@@ -1276,7 +1230,7 @@
   </w:style>
   <w:style w:type="paragraph" w:styleId="ListContinue2">
     <w:name w:val="List Continue 2"/>
-    <w:basedOn w:val="Normal1"/>
+    <w:basedOn w:val="LOnormal"/>
     <w:uiPriority w:val="99"/>
     <w:unhideWhenUsed/>
     <w:qFormat/>
@@ -1290,7 +1244,7 @@
   </w:style>
   <w:style w:type="paragraph" w:styleId="ListContinue3">
     <w:name w:val="List Continue 3"/>
-    <w:basedOn w:val="Normal1"/>
+    <w:basedOn w:val="LOnormal"/>
     <w:uiPriority w:val="99"/>
     <w:unhideWhenUsed/>
     <w:qFormat/>
@@ -1337,8 +1291,8 @@
   </w:style>
   <w:style w:type="paragraph" w:styleId="Quote">
     <w:name w:val="Quote"/>
-    <w:basedOn w:val="Normal1"/>
-    <w:next w:val="Normal1"/>
+    <w:basedOn w:val="LOnormal"/>
+    <w:next w:val="LOnormal"/>
     <w:link w:val="QuoteChar"/>
     <w:uiPriority w:val="29"/>
     <w:qFormat/>
@@ -1352,8 +1306,8 @@
   </w:style>
   <w:style w:type="paragraph" w:styleId="Caption">
     <w:name w:val="caption"/>
-    <w:basedOn w:val="Normal1"/>
-    <w:next w:val="Normal1"/>
+    <w:basedOn w:val="LOnormal"/>
+    <w:next w:val="LOnormal"/>
     <w:uiPriority w:val="35"/>
     <w:semiHidden/>
     <w:unhideWhenUsed/>
@@ -1372,8 +1326,8 @@
   </w:style>
   <w:style w:type="paragraph" w:styleId="IntenseQuote">
     <w:name w:val="Intense Quote"/>
-    <w:basedOn w:val="Normal1"/>
-    <w:next w:val="Normal1"/>
+    <w:basedOn w:val="LOnormal"/>
+    <w:next w:val="LOnormal"/>
     <w:link w:val="IntenseQuoteChar"/>
     <w:uiPriority w:val="30"/>
     <w:qFormat/>
@@ -1402,7 +1356,7 @@
   <w:style w:type="paragraph" w:styleId="Ttulodelsumario">
     <w:name w:val="TOC Heading"/>
     <w:basedOn w:val="Ttulodelndice"/>
-    <w:next w:val="Normal1"/>
+    <w:next w:val="LOnormal"/>
     <w:uiPriority w:val="39"/>
     <w:semiHidden/>
     <w:unhideWhenUsed/>
@@ -1413,8 +1367,8 @@
   </w:style>
   <w:style w:type="paragraph" w:styleId="Subttulo">
     <w:name w:val="Subtitle"/>
-    <w:basedOn w:val="Normal1"/>
-    <w:next w:val="Normal1"/>
+    <w:basedOn w:val="LOnormal"/>
+    <w:next w:val="LOnormal"/>
     <w:qFormat/>
     <w:pPr/>
     <w:rPr>

--- a/plantillas/plantilla_pagare_sin_garante.docx
+++ b/plantillas/plantilla_pagare_sin_garante.docx
@@ -229,10 +229,10 @@
         </w:rPr>
         <w:t>{{cliente_nro_doc}}</w:t>
         <w:br/>
+        <w:t>{{cliente_tipo_doc}}</w:t>
       </w:r>
       <w:r>
         <w:rPr/>
-        <w:t>DNI-CUIT-CUIL</w:t>
         <w:br/>
       </w:r>
     </w:p>

--- a/plantillas/plantilla_pagare_sin_garante.docx
+++ b/plantillas/plantilla_pagare_sin_garante.docx
@@ -1,16 +1,16 @@
 
 <file path=word/document.xml><?xml version="1.0" encoding="utf-8"?>
-<w:document xmlns:o="urn:schemas-microsoft-com:office:office" xmlns:r="http://schemas.openxmlformats.org/officeDocument/2006/relationships" xmlns:v="urn:schemas-microsoft-com:vml" xmlns:w="http://schemas.openxmlformats.org/wordprocessingml/2006/main" xmlns:w10="urn:schemas-microsoft-com:office:word" xmlns:wp="http://schemas.openxmlformats.org/drawingml/2006/wordprocessingDrawing" xmlns:wps="http://schemas.microsoft.com/office/word/2010/wordprocessingShape" xmlns:wpg="http://schemas.microsoft.com/office/word/2010/wordprocessingGroup" xmlns:mc="http://schemas.openxmlformats.org/markup-compatibility/2006" xmlns:wp14="http://schemas.microsoft.com/office/word/2010/wordprocessingDrawing" xmlns:w14="http://schemas.microsoft.com/office/word/2010/wordml" xmlns:w15="http://schemas.microsoft.com/office/word/2012/wordml" mc:Ignorable="w14 wp14 w15">
+<w:document xmlns:o="urn:schemas-microsoft-com:office:office" xmlns:r="http://schemas.openxmlformats.org/officeDocument/2006/relationships" xmlns:v="urn:schemas-microsoft-com:vml" xmlns:w="http://schemas.openxmlformats.org/wordprocessingml/2006/main" xmlns:w10="urn:schemas-microsoft-com:office:word" xmlns:wp="http://schemas.openxmlformats.org/drawingml/2006/wordprocessingDrawing" xmlns:pic="http://schemas.openxmlformats.org/drawingml/2006/picture" xmlns:wps="http://schemas.microsoft.com/office/word/2010/wordprocessingShape" xmlns:wpg="http://schemas.microsoft.com/office/word/2010/wordprocessingGroup" xmlns:mc="http://schemas.openxmlformats.org/markup-compatibility/2006" xmlns:wp14="http://schemas.microsoft.com/office/word/2010/wordprocessingDrawing" xmlns:w14="http://schemas.microsoft.com/office/word/2010/wordml" xmlns:w15="http://schemas.microsoft.com/office/word/2012/wordml" mc:Ignorable="w14 wp14 w15">
   <w:body>
     <w:p>
       <w:pPr>
-        <w:pStyle w:val="LOnormal"/>
+        <w:pStyle w:val="LO-normal"/>
         <w:rPr/>
       </w:pPr>
       <w:r>
         <w:rPr/>
         <w:drawing>
-          <wp:anchor behindDoc="0" distT="0" distB="0" distL="0" distR="0" simplePos="0" locked="0" layoutInCell="0" allowOverlap="1" relativeHeight="2">
+          <wp:anchor distT="0" distB="0" distL="0" distR="0" simplePos="0" relativeHeight="2" behindDoc="0" locked="0" layoutInCell="0" allowOverlap="1">
             <wp:simplePos x="0" y="0"/>
             <wp:positionH relativeFrom="column">
               <wp:posOffset>0</wp:posOffset>
@@ -21,7 +21,7 @@
             <wp:extent cx="6296025" cy="512445"/>
             <wp:effectExtent l="0" t="0" r="0" b="0"/>
             <wp:wrapSquare wrapText="bothSides"/>
-            <wp:docPr id="1" name="image1.png" descr=""/>
+            <wp:docPr id="1" name="image1.png"/>
             <wp:cNvGraphicFramePr>
               <a:graphicFrameLocks xmlns:a="http://schemas.openxmlformats.org/drawingml/2006/main" noChangeAspect="1"/>
             </wp:cNvGraphicFramePr>
@@ -29,7 +29,7 @@
               <a:graphicData uri="http://schemas.openxmlformats.org/drawingml/2006/picture">
                 <pic:pic xmlns:pic="http://schemas.openxmlformats.org/drawingml/2006/picture">
                   <pic:nvPicPr>
-                    <pic:cNvPr id="1" name="image1.png" descr=""/>
+                    <pic:cNvPr id="1" name="image1.png"/>
                     <pic:cNvPicPr>
                       <a:picLocks noChangeAspect="1" noChangeArrowheads="1"/>
                     </pic:cNvPicPr>
@@ -48,6 +48,7 @@
                     <a:prstGeom prst="rect">
                       <a:avLst/>
                     </a:prstGeom>
+                    <a:noFill/>
                   </pic:spPr>
                 </pic:pic>
               </a:graphicData>
@@ -58,7 +59,7 @@
     </w:p>
     <w:p>
       <w:pPr>
-        <w:pStyle w:val="LOnormal"/>
+        <w:pStyle w:val="LO-normal"/>
         <w:jc w:val="center"/>
         <w:rPr/>
       </w:pPr>
@@ -69,7 +70,7 @@
     </w:p>
     <w:p>
       <w:pPr>
-        <w:pStyle w:val="LOnormal"/>
+        <w:pStyle w:val="LO-normal"/>
         <w:rPr/>
       </w:pPr>
       <w:r>
@@ -79,7 +80,7 @@
     </w:p>
     <w:p>
       <w:pPr>
-        <w:pStyle w:val="LOnormal"/>
+        <w:pStyle w:val="LO-normal"/>
         <w:rPr/>
       </w:pPr>
       <w:r>
@@ -95,7 +96,7 @@
     </w:p>
     <w:p>
       <w:pPr>
-        <w:pStyle w:val="LOnormal"/>
+        <w:pStyle w:val="LO-normal"/>
         <w:rPr/>
       </w:pPr>
       <w:r>
@@ -105,7 +106,7 @@
     </w:p>
     <w:p>
       <w:pPr>
-        <w:pStyle w:val="LOnormal"/>
+        <w:pStyle w:val="LO-normal"/>
         <w:rPr/>
       </w:pPr>
       <w:r>
@@ -115,7 +116,7 @@
     </w:p>
     <w:p>
       <w:pPr>
-        <w:pStyle w:val="LOnormal"/>
+        <w:pStyle w:val="LO-normal"/>
         <w:rPr/>
       </w:pPr>
       <w:r>
@@ -125,7 +126,7 @@
     </w:p>
     <w:p>
       <w:pPr>
-        <w:pStyle w:val="LOnormal"/>
+        <w:pStyle w:val="LO-normal"/>
         <w:rPr/>
       </w:pPr>
       <w:r>
@@ -135,7 +136,7 @@
     </w:p>
     <w:p>
       <w:pPr>
-        <w:pStyle w:val="LOnormal"/>
+        <w:pStyle w:val="LO-normal"/>
         <w:spacing w:lineRule="auto" w:line="240"/>
         <w:jc w:val="center"/>
         <w:rPr/>
@@ -157,206 +158,112 @@
         </w:sectPr>
       </w:pPr>
     </w:p>
-    <w:p>
-      <w:pPr>
-        <w:pStyle w:val="LOnormal"/>
-        <w:spacing w:lineRule="auto" w:line="240"/>
-        <w:jc w:val="center"/>
-        <w:rPr/>
-      </w:pPr>
-      <w:r>
-        <w:rPr/>
-        <w:t xml:space="preserve"> </w:t>
-      </w:r>
-    </w:p>
-    <w:p>
-      <w:pPr>
-        <w:pStyle w:val="LOnormal"/>
-        <w:spacing w:lineRule="auto" w:line="240"/>
-        <w:jc w:val="center"/>
-        <w:rPr/>
-      </w:pPr>
-      <w:r>
-        <w:rPr/>
-        <w:t>-----------------------------</w:t>
-        <w:br/>
-        <w:t>Firma</w:t>
-      </w:r>
-    </w:p>
-    <w:p>
-      <w:pPr>
-        <w:pStyle w:val="LOnormal"/>
-        <w:jc w:val="center"/>
-        <w:rPr/>
-      </w:pPr>
-      <w:r>
-        <w:rPr/>
-      </w:r>
-    </w:p>
-    <w:p>
-      <w:pPr>
-        <w:pStyle w:val="LOnormal"/>
-        <w:jc w:val="center"/>
-        <w:rPr/>
-      </w:pPr>
-      <w:r>
-        <w:rPr/>
-        <w:t>-----------------------------</w:t>
-        <w:br/>
-        <w:t>Aclaración</w:t>
-      </w:r>
-    </w:p>
-    <w:p>
-      <w:pPr>
-        <w:pStyle w:val="LOnormal"/>
-        <w:jc w:val="center"/>
-        <w:rPr/>
-      </w:pPr>
-      <w:r>
-        <w:rPr/>
-      </w:r>
-    </w:p>
-    <w:p>
-      <w:pPr>
-        <w:pStyle w:val="LOnormal"/>
-        <w:spacing w:lineRule="auto" w:line="240"/>
-        <w:jc w:val="center"/>
-        <w:rPr/>
-      </w:pPr>
-      <w:r>
-        <w:rPr>
-          <w:b/>
-        </w:rPr>
-        <w:t>{{cliente_nro_doc}}</w:t>
-        <w:br/>
-        <w:t>{{cliente_tipo_doc}}</w:t>
-      </w:r>
-      <w:r>
-        <w:rPr/>
-        <w:br/>
-      </w:r>
-    </w:p>
-    <w:p>
-      <w:pPr>
-        <w:pStyle w:val="LOnormal"/>
-        <w:spacing w:lineRule="auto" w:line="240"/>
-        <w:jc w:val="center"/>
-        <w:rPr/>
-      </w:pPr>
-      <w:r>
-        <w:rPr/>
-        <w:t>{{cliente_domicilio}}</w:t>
-        <w:br/>
-        <w:t>Domicilio real</w:t>
-      </w:r>
-    </w:p>
-    <w:p>
-      <w:pPr>
-        <w:pStyle w:val="LOnormal"/>
-        <w:spacing w:lineRule="auto" w:line="240"/>
-        <w:jc w:val="center"/>
-        <w:rPr/>
-      </w:pPr>
-      <w:r>
-        <w:br w:type="column"/>
-      </w:r>
-      <w:r>
-        <w:rPr/>
-      </w:r>
-    </w:p>
-    <w:p>
-      <w:pPr>
-        <w:pStyle w:val="LOnormal"/>
-        <w:spacing w:lineRule="auto" w:line="240"/>
-        <w:jc w:val="center"/>
-        <w:rPr/>
-      </w:pPr>
-      <w:r>
-        <w:rPr/>
-        <w:t xml:space="preserve"> </w:t>
-      </w:r>
-      <w:r>
-        <w:rPr/>
-        <w:br/>
-      </w:r>
-    </w:p>
-    <w:p>
-      <w:pPr>
-        <w:pStyle w:val="LOnormal"/>
-        <w:jc w:val="center"/>
-        <w:rPr/>
-      </w:pPr>
-      <w:r>
-        <w:rPr/>
-      </w:r>
-    </w:p>
-    <w:p>
-      <w:pPr>
-        <w:pStyle w:val="LOnormal"/>
-        <w:jc w:val="center"/>
-        <w:rPr/>
-      </w:pPr>
-      <w:r>
-        <w:rPr/>
-        <w:br/>
-      </w:r>
-    </w:p>
-    <w:p>
-      <w:pPr>
-        <w:pStyle w:val="LOnormal"/>
-        <w:jc w:val="center"/>
-        <w:rPr/>
-      </w:pPr>
-      <w:r>
-        <w:rPr/>
-      </w:r>
-    </w:p>
-    <w:p>
-      <w:pPr>
-        <w:pStyle w:val="LOnormal"/>
-        <w:spacing w:lineRule="auto" w:line="240"/>
-        <w:jc w:val="center"/>
-        <w:rPr/>
-      </w:pPr>
-      <w:r>
-        <w:rPr>
-          <w:b/>
-        </w:rPr>
-        <w:br/>
-      </w:r>
-      <w:r>
-        <w:rPr/>
-        <w:br/>
-      </w:r>
-    </w:p>
-    <w:p>
-      <w:pPr>
-        <w:pStyle w:val="LOnormal"/>
-        <w:spacing w:lineRule="auto" w:line="240"/>
-        <w:jc w:val="center"/>
-        <w:rPr/>
-      </w:pPr>
-      <w:r>
-        <w:rPr/>
-        <w:br/>
-      </w:r>
-    </w:p>
-    <w:p>
-      <w:pPr>
-        <w:pStyle w:val="LOnormal"/>
-        <w:spacing w:lineRule="auto" w:line="240" w:before="0" w:after="200"/>
-        <w:jc w:val="center"/>
-        <w:rPr/>
-      </w:pPr>
-      <w:r>
-        <w:rPr/>
-      </w:r>
-    </w:p>
+    <w:tbl>
+      <w:tblPr>
+        <w:tblW w:type="auto" w:w="0"/>
+        <w:tblLook w:firstColumn="1" w:firstRow="1" w:lastColumn="0" w:lastRow="0" w:noHBand="0" w:noVBand="1" w:val="04A0"/>
+        <w:tblBorders>
+          <w:top w:val="none" w:sz="0" w:space="0" w:color="auto"/>
+          <w:left w:val="none" w:sz="0" w:space="0" w:color="auto"/>
+          <w:bottom w:val="none" w:sz="0" w:space="0" w:color="auto"/>
+          <w:right w:val="none" w:sz="0" w:space="0" w:color="auto"/>
+          <w:insideH w:val="none" w:sz="0" w:space="0" w:color="auto"/>
+          <w:insideV w:val="none" w:sz="0" w:space="0" w:color="auto"/>
+        </w:tblBorders>
+      </w:tblPr>
+      <w:tblGrid>
+        <w:gridCol w:w="9923"/>
+      </w:tblGrid>
+      <w:tr>
+        <w:trPr>
+          <w:cantSplit w:val="true"/>
+        </w:trPr>
+        <w:tc>
+          <w:tcPr>
+            <w:tcW w:type="dxa" w:w="9923"/>
+          </w:tcPr>
+          <w:p>
+            <w:pPr>
+              <w:jc w:val="center"/>
+            </w:pPr>
+            <w:r/>
+          </w:p>
+          <w:p>
+            <w:pPr>
+              <w:jc w:val="center"/>
+            </w:pPr>
+            <w:r>
+              <w:t>-----------------------------</w:t>
+            </w:r>
+            <w:r>
+              <w:br/>
+            </w:r>
+            <w:r>
+              <w:t>Firma</w:t>
+            </w:r>
+          </w:p>
+          <w:p>
+            <w:pPr>
+              <w:jc w:val="center"/>
+            </w:pPr>
+            <w:r/>
+          </w:p>
+          <w:p>
+            <w:pPr>
+              <w:jc w:val="center"/>
+            </w:pPr>
+            <w:r>
+              <w:t>-----------------------------</w:t>
+            </w:r>
+            <w:r>
+              <w:br/>
+            </w:r>
+            <w:r>
+              <w:t>Aclaración</w:t>
+            </w:r>
+          </w:p>
+          <w:p>
+            <w:pPr>
+              <w:jc w:val="center"/>
+            </w:pPr>
+            <w:r/>
+          </w:p>
+          <w:p>
+            <w:pPr>
+              <w:jc w:val="center"/>
+            </w:pPr>
+            <w:r>
+              <w:t>{{cliente_nro_doc}}</w:t>
+            </w:r>
+            <w:r>
+              <w:br/>
+            </w:r>
+            <w:r>
+              <w:t>{{cliente_tipo_doc}}</w:t>
+            </w:r>
+          </w:p>
+          <w:p>
+            <w:pPr>
+              <w:jc w:val="center"/>
+            </w:pPr>
+            <w:r>
+              <w:t>{{cliente_domicilio}}</w:t>
+            </w:r>
+            <w:r>
+              <w:br/>
+            </w:r>
+            <w:r>
+              <w:t>Domicilio real</w:t>
+            </w:r>
+          </w:p>
+        </w:tc>
+      </w:tr>
+    </w:tbl>
     <w:sectPr>
       <w:type w:val="continuous"/>
       <w:pgSz w:w="11906" w:h="16838"/>
       <w:pgMar w:left="1133" w:right="850" w:gutter="0" w:header="0" w:top="1440" w:footer="0" w:bottom="566"/>
-      <w:cols w:num="2" w:space="720" w:equalWidth="true" w:sep="false"/>
+      <w:cols w:num="1" w:space="720" w:equalWidth="true" w:sep="false"/>
       <w:formProt w:val="false"/>
       <w:textDirection w:val="lrTb"/>
       <w:docGrid w:type="default" w:linePitch="100" w:charSpace="4096"/>
@@ -390,7 +297,7 @@
       <w:suppressAutoHyphens w:val="true"/>
       <w:bidi w:val="0"/>
       <w:spacing w:lineRule="auto" w:line="276" w:before="0" w:after="200"/>
-      <w:jc w:val="left"/>
+      <w:jc w:val="start"/>
     </w:pPr>
     <w:rPr>
       <w:rFonts w:ascii="Cambria" w:hAnsi="Cambria" w:eastAsia="Cambria" w:cs="Cambria"/>
@@ -401,10 +308,10 @@
       <w:lang w:val="en-US" w:eastAsia="zh-CN" w:bidi="hi-IN"/>
     </w:rPr>
   </w:style>
-  <w:style w:type="paragraph" w:styleId="Ttulo1">
-    <w:name w:val="Heading 1"/>
-    <w:basedOn w:val="LOnormal"/>
-    <w:next w:val="LOnormal"/>
+  <w:style w:type="paragraph" w:styleId="Heading1">
+    <w:name w:val="heading 1"/>
+    <w:basedOn w:val="LO-normal"/>
+    <w:next w:val="LO-normal"/>
     <w:qFormat/>
     <w:pPr>
       <w:keepNext w:val="true"/>
@@ -419,10 +326,10 @@
       <w:szCs w:val="28"/>
     </w:rPr>
   </w:style>
-  <w:style w:type="paragraph" w:styleId="Ttulo2">
-    <w:name w:val="Heading 2"/>
-    <w:basedOn w:val="LOnormal"/>
-    <w:next w:val="LOnormal"/>
+  <w:style w:type="paragraph" w:styleId="Heading2">
+    <w:name w:val="heading 2"/>
+    <w:basedOn w:val="LO-normal"/>
+    <w:next w:val="LO-normal"/>
     <w:qFormat/>
     <w:pPr>
       <w:keepNext w:val="true"/>
@@ -437,10 +344,10 @@
       <w:szCs w:val="26"/>
     </w:rPr>
   </w:style>
-  <w:style w:type="paragraph" w:styleId="Ttulo3">
-    <w:name w:val="Heading 3"/>
-    <w:basedOn w:val="LOnormal"/>
-    <w:next w:val="LOnormal"/>
+  <w:style w:type="paragraph" w:styleId="Heading3">
+    <w:name w:val="heading 3"/>
+    <w:basedOn w:val="LO-normal"/>
+    <w:next w:val="LO-normal"/>
     <w:qFormat/>
     <w:pPr>
       <w:keepNext w:val="true"/>
@@ -453,10 +360,10 @@
       <w:color w:val="4F81BD"/>
     </w:rPr>
   </w:style>
-  <w:style w:type="paragraph" w:styleId="Ttulo4">
-    <w:name w:val="Heading 4"/>
-    <w:basedOn w:val="LOnormal"/>
-    <w:next w:val="LOnormal"/>
+  <w:style w:type="paragraph" w:styleId="Heading4">
+    <w:name w:val="heading 4"/>
+    <w:basedOn w:val="LO-normal"/>
+    <w:next w:val="LO-normal"/>
     <w:qFormat/>
     <w:pPr>
       <w:keepNext w:val="true"/>
@@ -470,10 +377,10 @@
       <w:color w:val="4F81BD"/>
     </w:rPr>
   </w:style>
-  <w:style w:type="paragraph" w:styleId="Ttulo5">
-    <w:name w:val="Heading 5"/>
-    <w:basedOn w:val="LOnormal"/>
-    <w:next w:val="LOnormal"/>
+  <w:style w:type="paragraph" w:styleId="Heading5">
+    <w:name w:val="heading 5"/>
+    <w:basedOn w:val="LO-normal"/>
+    <w:next w:val="LO-normal"/>
     <w:qFormat/>
     <w:pPr>
       <w:keepNext w:val="true"/>
@@ -485,10 +392,10 @@
       <w:color w:val="243F61"/>
     </w:rPr>
   </w:style>
-  <w:style w:type="paragraph" w:styleId="Ttulo6">
-    <w:name w:val="Heading 6"/>
-    <w:basedOn w:val="LOnormal"/>
-    <w:next w:val="LOnormal"/>
+  <w:style w:type="paragraph" w:styleId="Heading6">
+    <w:name w:val="heading 6"/>
+    <w:basedOn w:val="LO-normal"/>
+    <w:next w:val="LO-normal"/>
     <w:qFormat/>
     <w:pPr>
       <w:keepNext w:val="true"/>
@@ -501,10 +408,10 @@
       <w:color w:val="243F61"/>
     </w:rPr>
   </w:style>
-  <w:style w:type="paragraph" w:styleId="Ttulo7">
-    <w:name w:val="Heading 7"/>
-    <w:basedOn w:val="LOnormal"/>
-    <w:next w:val="LOnormal"/>
+  <w:style w:type="paragraph" w:styleId="Heading7">
+    <w:name w:val="heading 7"/>
+    <w:basedOn w:val="LO-normal"/>
+    <w:next w:val="LO-normal"/>
     <w:link w:val="Heading7Char"/>
     <w:uiPriority w:val="9"/>
     <w:semiHidden/>
@@ -521,13 +428,13 @@
       <w:rFonts w:ascii="Calibri" w:hAnsi="Calibri" w:eastAsia="" w:cs="" w:asciiTheme="majorHAnsi" w:cstheme="majorBidi" w:eastAsiaTheme="majorEastAsia" w:hAnsiTheme="majorHAnsi"/>
       <w:i/>
       <w:iCs/>
-      <w:color w:val="404040" w:themeColor="text1" w:themeTint="bf"/>
+      <w:color w:themeColor="text1" w:themeTint="bf" w:val="404040"/>
     </w:rPr>
   </w:style>
-  <w:style w:type="paragraph" w:styleId="Ttulo8">
-    <w:name w:val="Heading 8"/>
-    <w:basedOn w:val="LOnormal"/>
-    <w:next w:val="LOnormal"/>
+  <w:style w:type="paragraph" w:styleId="Heading8">
+    <w:name w:val="heading 8"/>
+    <w:basedOn w:val="LO-normal"/>
+    <w:next w:val="LO-normal"/>
     <w:link w:val="Heading8Char"/>
     <w:uiPriority w:val="9"/>
     <w:semiHidden/>
@@ -542,15 +449,15 @@
     </w:pPr>
     <w:rPr>
       <w:rFonts w:ascii="Calibri" w:hAnsi="Calibri" w:eastAsia="" w:cs="" w:asciiTheme="majorHAnsi" w:cstheme="majorBidi" w:eastAsiaTheme="majorEastAsia" w:hAnsiTheme="majorHAnsi"/>
-      <w:color w:val="4F81BD" w:themeColor="accent1"/>
+      <w:color w:themeColor="accent1" w:val="4F81BD"/>
       <w:sz w:val="20"/>
       <w:szCs w:val="20"/>
     </w:rPr>
   </w:style>
-  <w:style w:type="paragraph" w:styleId="Ttulo9">
-    <w:name w:val="Heading 9"/>
-    <w:basedOn w:val="LOnormal"/>
-    <w:next w:val="LOnormal"/>
+  <w:style w:type="paragraph" w:styleId="Heading9">
+    <w:name w:val="heading 9"/>
+    <w:basedOn w:val="LO-normal"/>
+    <w:next w:val="LO-normal"/>
     <w:link w:val="Heading9Char"/>
     <w:uiPriority w:val="9"/>
     <w:semiHidden/>
@@ -567,7 +474,7 @@
       <w:rFonts w:ascii="Calibri" w:hAnsi="Calibri" w:eastAsia="" w:cs="" w:asciiTheme="majorHAnsi" w:cstheme="majorBidi" w:eastAsiaTheme="majorEastAsia" w:hAnsiTheme="majorHAnsi"/>
       <w:i/>
       <w:iCs/>
-      <w:color w:val="404040" w:themeColor="text1" w:themeTint="bf"/>
+      <w:color w:themeColor="text1" w:themeTint="bf" w:val="404040"/>
       <w:sz w:val="20"/>
       <w:szCs w:val="20"/>
     </w:rPr>
@@ -606,7 +513,7 @@
       <w:rFonts w:ascii="Calibri" w:hAnsi="Calibri" w:eastAsia="" w:cs="" w:asciiTheme="majorHAnsi" w:cstheme="majorBidi" w:eastAsiaTheme="majorEastAsia" w:hAnsiTheme="majorHAnsi"/>
       <w:b/>
       <w:bCs/>
-      <w:color w:val="365F91" w:themeColor="accent1" w:themeShade="bf"/>
+      <w:color w:themeColor="accent1" w:themeShade="bf" w:val="365F91"/>
       <w:sz w:val="28"/>
       <w:szCs w:val="28"/>
     </w:rPr>
@@ -621,7 +528,7 @@
       <w:rFonts w:ascii="Calibri" w:hAnsi="Calibri" w:eastAsia="" w:cs="" w:asciiTheme="majorHAnsi" w:cstheme="majorBidi" w:eastAsiaTheme="majorEastAsia" w:hAnsiTheme="majorHAnsi"/>
       <w:b/>
       <w:bCs/>
-      <w:color w:val="4F81BD" w:themeColor="accent1"/>
+      <w:color w:themeColor="accent1" w:val="4F81BD"/>
       <w:sz w:val="26"/>
       <w:szCs w:val="26"/>
     </w:rPr>
@@ -636,7 +543,7 @@
       <w:rFonts w:ascii="Calibri" w:hAnsi="Calibri" w:eastAsia="" w:cs="" w:asciiTheme="majorHAnsi" w:cstheme="majorBidi" w:eastAsiaTheme="majorEastAsia" w:hAnsiTheme="majorHAnsi"/>
       <w:b/>
       <w:bCs/>
-      <w:color w:val="4F81BD" w:themeColor="accent1"/>
+      <w:color w:themeColor="accent1" w:val="4F81BD"/>
     </w:rPr>
   </w:style>
   <w:style w:type="character" w:styleId="TitleChar" w:customStyle="1">
@@ -647,7 +554,7 @@
     <w:rsid w:val="00fc693f"/>
     <w:rPr>
       <w:rFonts w:ascii="Calibri" w:hAnsi="Calibri" w:eastAsia="" w:cs="" w:asciiTheme="majorHAnsi" w:cstheme="majorBidi" w:eastAsiaTheme="majorEastAsia" w:hAnsiTheme="majorHAnsi"/>
-      <w:color w:val="17365D" w:themeColor="text2" w:themeShade="bf"/>
+      <w:color w:themeColor="text2" w:themeShade="bf" w:val="17365D"/>
       <w:spacing w:val="5"/>
       <w:kern w:val="2"/>
       <w:sz w:val="52"/>
@@ -664,7 +571,7 @@
       <w:rFonts w:ascii="Calibri" w:hAnsi="Calibri" w:eastAsia="" w:cs="" w:asciiTheme="majorHAnsi" w:cstheme="majorBidi" w:eastAsiaTheme="majorEastAsia" w:hAnsiTheme="majorHAnsi"/>
       <w:i/>
       <w:iCs/>
-      <w:color w:val="4F81BD" w:themeColor="accent1"/>
+      <w:color w:themeColor="accent1" w:val="4F81BD"/>
       <w:spacing w:val="15"/>
       <w:sz w:val="24"/>
       <w:szCs w:val="24"/>
@@ -702,7 +609,7 @@
   <w:style w:type="character" w:styleId="MacroTextChar" w:customStyle="1">
     <w:name w:val="Macro Text Char"/>
     <w:basedOn w:val="DefaultParagraphFont"/>
-    <w:link w:val="Macro"/>
+    <w:link w:val="MacroText"/>
     <w:uiPriority w:val="99"/>
     <w:qFormat/>
     <w:rsid w:val="0029639d"/>
@@ -722,7 +629,7 @@
     <w:rPr>
       <w:i/>
       <w:iCs/>
-      <w:color w:val="000000" w:themeColor="text1"/>
+      <w:color w:themeColor="text1" w:val="000000"/>
     </w:rPr>
   </w:style>
   <w:style w:type="character" w:styleId="Heading4Char" w:customStyle="1">
@@ -738,7 +645,7 @@
       <w:bCs/>
       <w:i/>
       <w:iCs/>
-      <w:color w:val="4F81BD" w:themeColor="accent1"/>
+      <w:color w:themeColor="accent1" w:val="4F81BD"/>
     </w:rPr>
   </w:style>
   <w:style w:type="character" w:styleId="Heading5Char" w:customStyle="1">
@@ -750,7 +657,7 @@
     <w:rsid w:val="00fc693f"/>
     <w:rPr>
       <w:rFonts w:ascii="Calibri" w:hAnsi="Calibri" w:eastAsia="" w:cs="" w:asciiTheme="majorHAnsi" w:cstheme="majorBidi" w:eastAsiaTheme="majorEastAsia" w:hAnsiTheme="majorHAnsi"/>
-      <w:color w:val="243F60" w:themeColor="accent1" w:themeShade="7f"/>
+      <w:color w:themeColor="accent1" w:themeShade="7f" w:val="243F60"/>
     </w:rPr>
   </w:style>
   <w:style w:type="character" w:styleId="Heading6Char" w:customStyle="1">
@@ -764,7 +671,7 @@
       <w:rFonts w:ascii="Calibri" w:hAnsi="Calibri" w:eastAsia="" w:cs="" w:asciiTheme="majorHAnsi" w:cstheme="majorBidi" w:eastAsiaTheme="majorEastAsia" w:hAnsiTheme="majorHAnsi"/>
       <w:i/>
       <w:iCs/>
-      <w:color w:val="243F60" w:themeColor="accent1" w:themeShade="7f"/>
+      <w:color w:themeColor="accent1" w:themeShade="7f" w:val="243F60"/>
     </w:rPr>
   </w:style>
   <w:style w:type="character" w:styleId="Heading7Char" w:customStyle="1">
@@ -778,7 +685,7 @@
       <w:rFonts w:ascii="Calibri" w:hAnsi="Calibri" w:eastAsia="" w:cs="" w:asciiTheme="majorHAnsi" w:cstheme="majorBidi" w:eastAsiaTheme="majorEastAsia" w:hAnsiTheme="majorHAnsi"/>
       <w:i/>
       <w:iCs/>
-      <w:color w:val="404040" w:themeColor="text1" w:themeTint="bf"/>
+      <w:color w:themeColor="text1" w:themeTint="bf" w:val="404040"/>
     </w:rPr>
   </w:style>
   <w:style w:type="character" w:styleId="Heading8Char" w:customStyle="1">
@@ -790,7 +697,7 @@
     <w:rsid w:val="00fc693f"/>
     <w:rPr>
       <w:rFonts w:ascii="Calibri" w:hAnsi="Calibri" w:eastAsia="" w:cs="" w:asciiTheme="majorHAnsi" w:cstheme="majorBidi" w:eastAsiaTheme="majorEastAsia" w:hAnsiTheme="majorHAnsi"/>
-      <w:color w:val="4F81BD" w:themeColor="accent1"/>
+      <w:color w:themeColor="accent1" w:val="4F81BD"/>
       <w:sz w:val="20"/>
       <w:szCs w:val="20"/>
     </w:rPr>
@@ -806,7 +713,7 @@
       <w:rFonts w:ascii="Calibri" w:hAnsi="Calibri" w:eastAsia="" w:cs="" w:asciiTheme="majorHAnsi" w:cstheme="majorBidi" w:eastAsiaTheme="majorEastAsia" w:hAnsiTheme="majorHAnsi"/>
       <w:i/>
       <w:iCs/>
-      <w:color w:val="404040" w:themeColor="text1" w:themeTint="bf"/>
+      <w:color w:themeColor="text1" w:themeTint="bf" w:val="404040"/>
       <w:sz w:val="20"/>
       <w:szCs w:val="20"/>
     </w:rPr>
@@ -845,7 +752,7 @@
       <w:bCs/>
       <w:i/>
       <w:iCs/>
-      <w:color w:val="4F81BD" w:themeColor="accent1"/>
+      <w:color w:themeColor="accent1" w:val="4F81BD"/>
     </w:rPr>
   </w:style>
   <w:style w:type="character" w:styleId="SubtleEmphasis">
@@ -857,7 +764,7 @@
     <w:rPr>
       <w:i/>
       <w:iCs/>
-      <w:color w:val="808080" w:themeColor="text1" w:themeTint="7f"/>
+      <w:color w:themeColor="text1" w:themeTint="7f" w:val="808080"/>
     </w:rPr>
   </w:style>
   <w:style w:type="character" w:styleId="IntenseEmphasis">
@@ -871,7 +778,7 @@
       <w:bCs/>
       <w:i/>
       <w:iCs/>
-      <w:color w:val="4F81BD" w:themeColor="accent1"/>
+      <w:color w:themeColor="accent1" w:val="4F81BD"/>
     </w:rPr>
   </w:style>
   <w:style w:type="character" w:styleId="SubtleReference">
@@ -882,7 +789,7 @@
     <w:rsid w:val="00fc693f"/>
     <w:rPr>
       <w:smallCaps/>
-      <w:color w:val="C0504D" w:themeColor="accent2"/>
+      <w:color w:themeColor="accent2" w:val="C0504D"/>
       <w:u w:val="single"/>
     </w:rPr>
   </w:style>
@@ -896,7 +803,7 @@
       <w:b/>
       <w:bCs/>
       <w:smallCaps/>
-      <w:color w:val="C0504D" w:themeColor="accent2"/>
+      <w:color w:themeColor="accent2" w:val="C0504D"/>
       <w:spacing w:val="5"/>
       <w:u w:val="single"/>
     </w:rPr>
@@ -914,10 +821,81 @@
       <w:spacing w:val="5"/>
     </w:rPr>
   </w:style>
+  <w:style w:type="paragraph" w:styleId="Heading">
+    <w:name w:val="Heading"/>
+    <w:basedOn w:val="Normal"/>
+    <w:next w:val="BodyText"/>
+    <w:qFormat/>
+    <w:pPr>
+      <w:keepNext w:val="true"/>
+      <w:spacing w:before="240" w:after="120"/>
+    </w:pPr>
+    <w:rPr>
+      <w:rFonts w:ascii="Liberation Sans" w:hAnsi="Liberation Sans" w:eastAsia="Arial Unicode MS" w:cs="Arial Unicode MS"/>
+      <w:sz w:val="28"/>
+      <w:szCs w:val="28"/>
+    </w:rPr>
+  </w:style>
+  <w:style w:type="paragraph" w:styleId="BodyText">
+    <w:name w:val="Body Text"/>
+    <w:basedOn w:val="LO-normal"/>
+    <w:link w:val="BodyTextChar"/>
+    <w:uiPriority w:val="99"/>
+    <w:unhideWhenUsed/>
+    <w:rsid w:val="00aa1d8d"/>
+    <w:pPr>
+      <w:spacing w:before="0" w:after="120"/>
+    </w:pPr>
+    <w:rPr/>
+  </w:style>
+  <w:style w:type="paragraph" w:styleId="List">
+    <w:name w:val="List"/>
+    <w:basedOn w:val="LO-normal"/>
+    <w:uiPriority w:val="99"/>
+    <w:unhideWhenUsed/>
+    <w:rsid w:val="00aa1d8d"/>
+    <w:pPr>
+      <w:spacing w:before="0" w:after="200"/>
+      <w:ind w:hanging="360" w:start="360"/>
+      <w:contextualSpacing/>
+    </w:pPr>
+    <w:rPr/>
+  </w:style>
+  <w:style w:type="paragraph" w:styleId="Caption">
+    <w:name w:val="caption"/>
+    <w:basedOn w:val="LO-normal"/>
+    <w:next w:val="LO-normal"/>
+    <w:uiPriority w:val="35"/>
+    <w:semiHidden/>
+    <w:unhideWhenUsed/>
+    <w:qFormat/>
+    <w:rsid w:val="00fc693f"/>
+    <w:pPr>
+      <w:spacing w:lineRule="auto" w:line="240"/>
+    </w:pPr>
+    <w:rPr>
+      <w:b/>
+      <w:bCs/>
+      <w:color w:themeColor="accent1" w:val="4F81BD"/>
+      <w:sz w:val="18"/>
+      <w:szCs w:val="18"/>
+    </w:rPr>
+  </w:style>
+  <w:style w:type="paragraph" w:styleId="Index">
+    <w:name w:val="Index"/>
+    <w:basedOn w:val="Normal"/>
+    <w:qFormat/>
+    <w:pPr>
+      <w:suppressLineNumbers/>
+    </w:pPr>
+    <w:rPr>
+      <w:rFonts w:cs="Arial Unicode MS"/>
+    </w:rPr>
+  </w:style>
   <w:style w:type="paragraph" w:styleId="Ttulo">
     <w:name w:val="Título"/>
-    <w:basedOn w:val="LOnormal"/>
-    <w:next w:val="Cuerpodetexto"/>
+    <w:basedOn w:val="LO-normal"/>
+    <w:next w:val="BodyText"/>
     <w:qFormat/>
     <w:pPr>
       <w:keepNext w:val="true"/>
@@ -929,50 +907,9 @@
       <w:szCs w:val="28"/>
     </w:rPr>
   </w:style>
-  <w:style w:type="paragraph" w:styleId="Cuerpodetexto">
-    <w:name w:val="Body Text"/>
-    <w:basedOn w:val="LOnormal"/>
-    <w:link w:val="BodyTextChar"/>
-    <w:uiPriority w:val="99"/>
-    <w:unhideWhenUsed/>
-    <w:rsid w:val="00aa1d8d"/>
-    <w:pPr>
-      <w:spacing w:before="0" w:after="120"/>
-    </w:pPr>
-    <w:rPr/>
-  </w:style>
-  <w:style w:type="paragraph" w:styleId="Lista">
-    <w:name w:val="List"/>
-    <w:basedOn w:val="LOnormal"/>
-    <w:uiPriority w:val="99"/>
-    <w:unhideWhenUsed/>
-    <w:rsid w:val="00aa1d8d"/>
-    <w:pPr>
-      <w:spacing w:before="0" w:after="200"/>
-      <w:ind w:left="360" w:hanging="360"/>
-      <w:contextualSpacing/>
-    </w:pPr>
-    <w:rPr/>
-  </w:style>
-  <w:style w:type="paragraph" w:styleId="Leyenda">
-    <w:name w:val="Caption"/>
-    <w:basedOn w:val="LOnormal"/>
-    <w:qFormat/>
-    <w:pPr>
-      <w:suppressLineNumbers/>
-      <w:spacing w:before="120" w:after="120"/>
-    </w:pPr>
-    <w:rPr>
-      <w:rFonts w:cs="Lohit Devanagari"/>
-      <w:i/>
-      <w:iCs/>
-      <w:sz w:val="24"/>
-      <w:szCs w:val="24"/>
-    </w:rPr>
-  </w:style>
-  <w:style w:type="paragraph" w:styleId="Ndice">
+  <w:style w:type="paragraph" w:styleId="ndice">
     <w:name w:val="Índice"/>
-    <w:basedOn w:val="LOnormal"/>
+    <w:basedOn w:val="LO-normal"/>
     <w:qFormat/>
     <w:pPr>
       <w:suppressLineNumbers/>
@@ -981,7 +918,7 @@
       <w:rFonts w:cs="Lohit Devanagari"/>
     </w:rPr>
   </w:style>
-  <w:style w:type="paragraph" w:styleId="LOnormal" w:default="1">
+  <w:style w:type="paragraph" w:styleId="LO-normal" w:default="1">
     <w:name w:val="LO-normal"/>
     <w:qFormat/>
     <w:pPr>
@@ -989,7 +926,7 @@
       <w:suppressAutoHyphens w:val="true"/>
       <w:bidi w:val="0"/>
       <w:spacing w:lineRule="auto" w:line="276" w:before="0" w:after="200"/>
-      <w:jc w:val="left"/>
+      <w:jc w:val="start"/>
     </w:pPr>
     <w:rPr>
       <w:rFonts w:ascii="Cambria" w:hAnsi="Cambria" w:eastAsia="Cambria" w:cs="Cambria"/>
@@ -1000,10 +937,10 @@
       <w:lang w:val="en-US" w:eastAsia="zh-CN" w:bidi="hi-IN"/>
     </w:rPr>
   </w:style>
-  <w:style w:type="paragraph" w:styleId="Ttulogeneral">
+  <w:style w:type="paragraph" w:styleId="Title">
     <w:name w:val="Title"/>
-    <w:basedOn w:val="LOnormal"/>
-    <w:next w:val="LOnormal"/>
+    <w:basedOn w:val="LO-normal"/>
+    <w:next w:val="LO-normal"/>
     <w:qFormat/>
     <w:pPr>
       <w:pBdr>
@@ -1020,14 +957,21 @@
   </w:style>
   <w:style w:type="paragraph" w:styleId="Cabeceraypie">
     <w:name w:val="Cabecera y pie"/>
-    <w:basedOn w:val="LOnormal"/>
+    <w:basedOn w:val="LO-normal"/>
     <w:qFormat/>
     <w:pPr/>
     <w:rPr/>
   </w:style>
-  <w:style w:type="paragraph" w:styleId="Cabecera">
-    <w:name w:val="Header"/>
-    <w:basedOn w:val="LOnormal"/>
+  <w:style w:type="paragraph" w:styleId="HeaderandFooter">
+    <w:name w:val="Header and Footer"/>
+    <w:basedOn w:val="Normal"/>
+    <w:qFormat/>
+    <w:pPr/>
+    <w:rPr/>
+  </w:style>
+  <w:style w:type="paragraph" w:styleId="Header">
+    <w:name w:val="header"/>
+    <w:basedOn w:val="LO-normal"/>
     <w:link w:val="HeaderChar"/>
     <w:uiPriority w:val="99"/>
     <w:unhideWhenUsed/>
@@ -1042,9 +986,9 @@
     </w:pPr>
     <w:rPr/>
   </w:style>
-  <w:style w:type="paragraph" w:styleId="Piedepgina">
-    <w:name w:val="Footer"/>
-    <w:basedOn w:val="LOnormal"/>
+  <w:style w:type="paragraph" w:styleId="Footer">
+    <w:name w:val="footer"/>
+    <w:basedOn w:val="LO-normal"/>
     <w:link w:val="FooterChar"/>
     <w:uiPriority w:val="99"/>
     <w:unhideWhenUsed/>
@@ -1069,7 +1013,7 @@
       <w:suppressAutoHyphens w:val="true"/>
       <w:bidi w:val="0"/>
       <w:spacing w:lineRule="auto" w:line="240" w:before="0" w:after="0"/>
-      <w:jc w:val="left"/>
+      <w:jc w:val="start"/>
     </w:pPr>
     <w:rPr>
       <w:rFonts w:ascii="Cambria" w:hAnsi="Cambria" w:eastAsia="" w:cs="" w:asciiTheme="minorHAnsi" w:cstheme="minorBidi" w:eastAsiaTheme="minorEastAsia" w:hAnsiTheme="minorHAnsi"/>
@@ -1082,20 +1026,20 @@
   </w:style>
   <w:style w:type="paragraph" w:styleId="ListParagraph">
     <w:name w:val="List Paragraph"/>
-    <w:basedOn w:val="LOnormal"/>
+    <w:basedOn w:val="LO-normal"/>
     <w:uiPriority w:val="34"/>
     <w:qFormat/>
     <w:rsid w:val="00fc693f"/>
     <w:pPr>
       <w:spacing w:before="0" w:after="200"/>
-      <w:ind w:left="720" w:hanging="0"/>
+      <w:ind w:hanging="0" w:start="720"/>
       <w:contextualSpacing/>
     </w:pPr>
     <w:rPr/>
   </w:style>
   <w:style w:type="paragraph" w:styleId="BodyText2">
     <w:name w:val="Body Text 2"/>
-    <w:basedOn w:val="LOnormal"/>
+    <w:basedOn w:val="LO-normal"/>
     <w:link w:val="BodyText2Char"/>
     <w:uiPriority w:val="99"/>
     <w:unhideWhenUsed/>
@@ -1108,7 +1052,7 @@
   </w:style>
   <w:style w:type="paragraph" w:styleId="BodyText3">
     <w:name w:val="Body Text 3"/>
-    <w:basedOn w:val="LOnormal"/>
+    <w:basedOn w:val="LO-normal"/>
     <w:link w:val="BodyText3Char"/>
     <w:uiPriority w:val="99"/>
     <w:unhideWhenUsed/>
@@ -1124,7 +1068,7 @@
   </w:style>
   <w:style w:type="paragraph" w:styleId="ListBullet3">
     <w:name w:val="List Bullet 3"/>
-    <w:basedOn w:val="LOnormal"/>
+    <w:basedOn w:val="LO-normal"/>
     <w:uiPriority w:val="99"/>
     <w:unhideWhenUsed/>
     <w:qFormat/>
@@ -1137,21 +1081,21 @@
   </w:style>
   <w:style w:type="paragraph" w:styleId="ListBullet4">
     <w:name w:val="List Bullet 4"/>
-    <w:basedOn w:val="LOnormal"/>
+    <w:basedOn w:val="LO-normal"/>
     <w:uiPriority w:val="99"/>
     <w:unhideWhenUsed/>
     <w:qFormat/>
     <w:rsid w:val="00326f90"/>
     <w:pPr>
       <w:spacing w:before="0" w:after="200"/>
-      <w:ind w:left="1080" w:hanging="360"/>
+      <w:ind w:hanging="360" w:start="1080"/>
       <w:contextualSpacing/>
     </w:pPr>
     <w:rPr/>
   </w:style>
   <w:style w:type="paragraph" w:styleId="ListBullet">
     <w:name w:val="List Bullet"/>
-    <w:basedOn w:val="LOnormal"/>
+    <w:basedOn w:val="LO-normal"/>
     <w:uiPriority w:val="99"/>
     <w:unhideWhenUsed/>
     <w:qFormat/>
@@ -1164,7 +1108,7 @@
   </w:style>
   <w:style w:type="paragraph" w:styleId="ListBullet2">
     <w:name w:val="List Bullet 2"/>
-    <w:basedOn w:val="LOnormal"/>
+    <w:basedOn w:val="LO-normal"/>
     <w:uiPriority w:val="99"/>
     <w:unhideWhenUsed/>
     <w:qFormat/>
@@ -1177,7 +1121,7 @@
   </w:style>
   <w:style w:type="paragraph" w:styleId="ListNumber">
     <w:name w:val="List Number"/>
-    <w:basedOn w:val="LOnormal"/>
+    <w:basedOn w:val="LO-normal"/>
     <w:uiPriority w:val="99"/>
     <w:unhideWhenUsed/>
     <w:qFormat/>
@@ -1190,7 +1134,7 @@
   </w:style>
   <w:style w:type="paragraph" w:styleId="ListNumber2">
     <w:name w:val="List Number 2"/>
-    <w:basedOn w:val="LOnormal"/>
+    <w:basedOn w:val="LO-normal"/>
     <w:uiPriority w:val="99"/>
     <w:unhideWhenUsed/>
     <w:qFormat/>
@@ -1203,7 +1147,7 @@
   </w:style>
   <w:style w:type="paragraph" w:styleId="ListNumber3">
     <w:name w:val="List Number 3"/>
-    <w:basedOn w:val="LOnormal"/>
+    <w:basedOn w:val="LO-normal"/>
     <w:uiPriority w:val="99"/>
     <w:unhideWhenUsed/>
     <w:qFormat/>
@@ -1216,47 +1160,47 @@
   </w:style>
   <w:style w:type="paragraph" w:styleId="ListContinue">
     <w:name w:val="List Continue"/>
-    <w:basedOn w:val="LOnormal"/>
+    <w:basedOn w:val="LO-normal"/>
     <w:uiPriority w:val="99"/>
     <w:unhideWhenUsed/>
     <w:qFormat/>
     <w:rsid w:val="0029639d"/>
     <w:pPr>
       <w:spacing w:before="0" w:after="120"/>
-      <w:ind w:left="360" w:hanging="0"/>
+      <w:ind w:hanging="0" w:start="360"/>
       <w:contextualSpacing/>
     </w:pPr>
     <w:rPr/>
   </w:style>
   <w:style w:type="paragraph" w:styleId="ListContinue2">
     <w:name w:val="List Continue 2"/>
-    <w:basedOn w:val="LOnormal"/>
+    <w:basedOn w:val="LO-normal"/>
     <w:uiPriority w:val="99"/>
     <w:unhideWhenUsed/>
     <w:qFormat/>
     <w:rsid w:val="0029639d"/>
     <w:pPr>
       <w:spacing w:before="0" w:after="120"/>
-      <w:ind w:left="720" w:hanging="0"/>
+      <w:ind w:hanging="0" w:start="720"/>
       <w:contextualSpacing/>
     </w:pPr>
     <w:rPr/>
   </w:style>
   <w:style w:type="paragraph" w:styleId="ListContinue3">
     <w:name w:val="List Continue 3"/>
-    <w:basedOn w:val="LOnormal"/>
+    <w:basedOn w:val="LO-normal"/>
     <w:uiPriority w:val="99"/>
     <w:unhideWhenUsed/>
     <w:qFormat/>
     <w:rsid w:val="0029639d"/>
     <w:pPr>
       <w:spacing w:before="0" w:after="120"/>
-      <w:ind w:left="1080" w:hanging="0"/>
+      <w:ind w:hanging="0" w:start="1080"/>
       <w:contextualSpacing/>
     </w:pPr>
     <w:rPr/>
   </w:style>
-  <w:style w:type="paragraph" w:styleId="Macro">
+  <w:style w:type="paragraph" w:styleId="MacroText">
     <w:name w:val="macro"/>
     <w:link w:val="MacroTextChar"/>
     <w:uiPriority w:val="99"/>
@@ -1278,7 +1222,7 @@
       <w:suppressAutoHyphens w:val="true"/>
       <w:bidi w:val="0"/>
       <w:spacing w:lineRule="auto" w:line="276" w:before="0" w:after="200"/>
-      <w:jc w:val="left"/>
+      <w:jc w:val="start"/>
     </w:pPr>
     <w:rPr>
       <w:rFonts w:ascii="Courier" w:hAnsi="Courier" w:eastAsia="" w:cs="" w:cstheme="minorBidi" w:eastAsiaTheme="minorEastAsia"/>
@@ -1291,8 +1235,8 @@
   </w:style>
   <w:style w:type="paragraph" w:styleId="Quote">
     <w:name w:val="Quote"/>
-    <w:basedOn w:val="LOnormal"/>
-    <w:next w:val="LOnormal"/>
+    <w:basedOn w:val="LO-normal"/>
+    <w:next w:val="LO-normal"/>
     <w:link w:val="QuoteChar"/>
     <w:uiPriority w:val="29"/>
     <w:qFormat/>
@@ -1301,33 +1245,13 @@
     <w:rPr>
       <w:i/>
       <w:iCs/>
-      <w:color w:val="000000" w:themeColor="text1"/>
-    </w:rPr>
-  </w:style>
-  <w:style w:type="paragraph" w:styleId="Caption">
-    <w:name w:val="caption"/>
-    <w:basedOn w:val="LOnormal"/>
-    <w:next w:val="LOnormal"/>
-    <w:uiPriority w:val="35"/>
-    <w:semiHidden/>
-    <w:unhideWhenUsed/>
-    <w:qFormat/>
-    <w:rsid w:val="00fc693f"/>
-    <w:pPr>
-      <w:spacing w:lineRule="auto" w:line="240"/>
-    </w:pPr>
-    <w:rPr>
-      <w:b/>
-      <w:bCs/>
-      <w:color w:val="4F81BD" w:themeColor="accent1"/>
-      <w:sz w:val="18"/>
-      <w:szCs w:val="18"/>
+      <w:color w:themeColor="text1" w:val="000000"/>
     </w:rPr>
   </w:style>
   <w:style w:type="paragraph" w:styleId="IntenseQuote">
     <w:name w:val="Intense Quote"/>
-    <w:basedOn w:val="LOnormal"/>
-    <w:next w:val="LOnormal"/>
+    <w:basedOn w:val="LO-normal"/>
+    <w:next w:val="LO-normal"/>
     <w:link w:val="IntenseQuoteChar"/>
     <w:uiPriority w:val="30"/>
     <w:qFormat/>
@@ -1337,26 +1261,26 @@
         <w:bottom w:val="single" w:sz="4" w:space="4" w:color="4F81BD"/>
       </w:pBdr>
       <w:spacing w:before="200" w:after="280"/>
-      <w:ind w:left="936" w:right="936" w:hanging="0"/>
+      <w:ind w:hanging="0" w:start="936" w:end="936"/>
     </w:pPr>
     <w:rPr>
       <w:b/>
       <w:bCs/>
       <w:i/>
       <w:iCs/>
-      <w:color w:val="4F81BD" w:themeColor="accent1"/>
+      <w:color w:themeColor="accent1" w:val="4F81BD"/>
     </w:rPr>
   </w:style>
-  <w:style w:type="paragraph" w:styleId="Ttulodelndice">
-    <w:name w:val="Index Heading"/>
+  <w:style w:type="paragraph" w:styleId="IndexHeading">
+    <w:name w:val="index heading"/>
     <w:basedOn w:val="Ttulo"/>
     <w:pPr/>
     <w:rPr/>
   </w:style>
-  <w:style w:type="paragraph" w:styleId="Ttulodelsumario">
+  <w:style w:type="paragraph" w:styleId="TOCHeading">
     <w:name w:val="TOC Heading"/>
-    <w:basedOn w:val="Ttulodelndice"/>
-    <w:next w:val="LOnormal"/>
+    <w:basedOn w:val="IndexHeading"/>
+    <w:next w:val="LO-normal"/>
     <w:uiPriority w:val="39"/>
     <w:semiHidden/>
     <w:unhideWhenUsed/>
@@ -1365,10 +1289,10 @@
     <w:pPr/>
     <w:rPr/>
   </w:style>
-  <w:style w:type="paragraph" w:styleId="Subttulo">
+  <w:style w:type="paragraph" w:styleId="Subtitle">
     <w:name w:val="Subtitle"/>
-    <w:basedOn w:val="LOnormal"/>
-    <w:next w:val="LOnormal"/>
+    <w:basedOn w:val="LO-normal"/>
+    <w:next w:val="LO-normal"/>
     <w:qFormat/>
     <w:pPr/>
     <w:rPr>
@@ -1544,7 +1468,7 @@
       <w:spacing w:after="0" w:line="240" w:lineRule="auto"/>
     </w:pPr>
     <w:rPr>
-      <w:color w:val="365F91" w:themeColor="accent1" w:themeShade="bf"/>
+      <w:color w:val="365f91" w:themeColor="accent1" w:themeShade="bf"/>
     </w:rPr>
     <w:tblPr>
       <w:tblStyleRowBandSize w:val="1"/>
@@ -1752,7 +1676,7 @@
       <w:spacing w:after="0" w:line="240" w:lineRule="auto"/>
     </w:pPr>
     <w:rPr>
-      <w:color w:val="76923C" w:themeColor="accent3" w:themeShade="bf"/>
+      <w:color w:val="76923c" w:themeColor="accent3" w:themeShade="bf"/>
     </w:rPr>
     <w:tblPr>
       <w:tblStyleRowBandSize w:val="1"/>
@@ -1856,7 +1780,7 @@
       <w:spacing w:after="0" w:line="240" w:lineRule="auto"/>
     </w:pPr>
     <w:rPr>
-      <w:color w:val="5F497A" w:themeColor="accent4" w:themeShade="bf"/>
+      <w:color w:val="5f497a" w:themeColor="accent4" w:themeShade="bf"/>
     </w:rPr>
     <w:tblPr>
       <w:tblStyleRowBandSize w:val="1"/>
@@ -1960,7 +1884,7 @@
       <w:spacing w:after="0" w:line="240" w:lineRule="auto"/>
     </w:pPr>
     <w:rPr>
-      <w:color w:val="31849B" w:themeColor="accent5" w:themeShade="bf"/>
+      <w:color w:val="31849b" w:themeColor="accent5" w:themeShade="bf"/>
     </w:rPr>
     <w:tblPr>
       <w:tblStyleRowBandSize w:val="1"/>
@@ -2064,7 +1988,7 @@
       <w:spacing w:after="0" w:line="240" w:lineRule="auto"/>
     </w:pPr>
     <w:rPr>
-      <w:color w:val="E36C0A" w:themeColor="accent6" w:themeShade="bf"/>
+      <w:color w:val="e36c0a" w:themeColor="accent6" w:themeShade="bf"/>
     </w:rPr>
     <w:tblPr>
       <w:tblStyleRowBandSize w:val="1"/>
@@ -2190,7 +2114,7 @@
       <w:rPr>
         <w:b/>
         <w:bCs/>
-        <w:color w:val="FFFFFF" w:themeColor="background1"/>
+        <w:color w:val="ffffff" w:themeColor="background1"/>
       </w:rPr>
       <w:tblPr/>
       <w:tcPr>
@@ -2283,7 +2207,7 @@
       <w:rPr>
         <w:b/>
         <w:bCs/>
-        <w:color w:val="FFFFFF" w:themeColor="background1"/>
+        <w:color w:val="ffffff" w:themeColor="background1"/>
       </w:rPr>
       <w:tblPr/>
       <w:tcPr>
@@ -2376,7 +2300,7 @@
       <w:rPr>
         <w:b/>
         <w:bCs/>
-        <w:color w:val="FFFFFF" w:themeColor="background1"/>
+        <w:color w:val="ffffff" w:themeColor="background1"/>
       </w:rPr>
       <w:tblPr/>
       <w:tcPr>
@@ -2469,7 +2393,7 @@
       <w:rPr>
         <w:b/>
         <w:bCs/>
-        <w:color w:val="FFFFFF" w:themeColor="background1"/>
+        <w:color w:val="ffffff" w:themeColor="background1"/>
       </w:rPr>
       <w:tblPr/>
       <w:tcPr>
@@ -2562,7 +2486,7 @@
       <w:rPr>
         <w:b/>
         <w:bCs/>
-        <w:color w:val="FFFFFF" w:themeColor="background1"/>
+        <w:color w:val="ffffff" w:themeColor="background1"/>
       </w:rPr>
       <w:tblPr/>
       <w:tcPr>
@@ -2655,7 +2579,7 @@
       <w:rPr>
         <w:b/>
         <w:bCs/>
-        <w:color w:val="FFFFFF" w:themeColor="background1"/>
+        <w:color w:val="ffffff" w:themeColor="background1"/>
       </w:rPr>
       <w:tblPr/>
       <w:tcPr>
@@ -2748,7 +2672,7 @@
       <w:rPr>
         <w:b/>
         <w:bCs/>
-        <w:color w:val="FFFFFF" w:themeColor="background1"/>
+        <w:color w:val="ffffff" w:themeColor="background1"/>
       </w:rPr>
       <w:tblPr/>
       <w:tcPr>
@@ -3752,7 +3676,7 @@
       <w:rPr>
         <w:b/>
         <w:bCs/>
-        <w:color w:val="FFFFFF" w:themeColor="background1"/>
+        <w:color w:val="ffffff" w:themeColor="background1"/>
       </w:rPr>
       <w:tblPr/>
       <w:tcPr>
@@ -3859,7 +3783,7 @@
       <w:rPr>
         <w:b/>
         <w:bCs/>
-        <w:color w:val="FFFFFF" w:themeColor="background1"/>
+        <w:color w:val="ffffff" w:themeColor="background1"/>
       </w:rPr>
       <w:tblPr/>
       <w:tcPr>
@@ -3966,7 +3890,7 @@
       <w:rPr>
         <w:b/>
         <w:bCs/>
-        <w:color w:val="FFFFFF" w:themeColor="background1"/>
+        <w:color w:val="ffffff" w:themeColor="background1"/>
       </w:rPr>
       <w:tblPr/>
       <w:tcPr>
@@ -4073,7 +3997,7 @@
       <w:rPr>
         <w:b/>
         <w:bCs/>
-        <w:color w:val="FFFFFF" w:themeColor="background1"/>
+        <w:color w:val="ffffff" w:themeColor="background1"/>
       </w:rPr>
       <w:tblPr/>
       <w:tcPr>
@@ -4180,7 +4104,7 @@
       <w:rPr>
         <w:b/>
         <w:bCs/>
-        <w:color w:val="FFFFFF" w:themeColor="background1"/>
+        <w:color w:val="ffffff" w:themeColor="background1"/>
       </w:rPr>
       <w:tblPr/>
       <w:tcPr>
@@ -4287,7 +4211,7 @@
       <w:rPr>
         <w:b/>
         <w:bCs/>
-        <w:color w:val="FFFFFF" w:themeColor="background1"/>
+        <w:color w:val="ffffff" w:themeColor="background1"/>
       </w:rPr>
       <w:tblPr/>
       <w:tcPr>
@@ -4394,7 +4318,7 @@
       <w:rPr>
         <w:b/>
         <w:bCs/>
-        <w:color w:val="FFFFFF" w:themeColor="background1"/>
+        <w:color w:val="ffffff" w:themeColor="background1"/>
       </w:rPr>
       <w:tblPr/>
       <w:tcPr>
@@ -4498,7 +4422,7 @@
       <w:rPr>
         <w:b/>
         <w:bCs/>
-        <w:color w:val="FFFFFF" w:themeColor="background1"/>
+        <w:color w:val="ffffff" w:themeColor="background1"/>
       </w:rPr>
       <w:tblPr/>
       <w:tcPr>
@@ -4517,9 +4441,7 @@
       <w:pPr>
         <w:spacing w:before="0" w:after="0" w:line="240" w:lineRule="auto"/>
       </w:pPr>
-      <w:rPr>
-        <w:color w:val="auto"/>
-      </w:rPr>
+      <w:rPr/>
       <w:tblPr/>
       <w:tcPr>
         <w:tcBorders>
@@ -4537,7 +4459,7 @@
       <w:rPr>
         <w:b/>
         <w:bCs/>
-        <w:color w:val="FFFFFF" w:themeColor="background1"/>
+        <w:color w:val="ffffff" w:themeColor="background1"/>
       </w:rPr>
       <w:tblPr/>
       <w:tcPr>
@@ -4556,7 +4478,7 @@
       <w:rPr>
         <w:b/>
         <w:bCs/>
-        <w:color w:val="FFFFFF" w:themeColor="background1"/>
+        <w:color w:val="ffffff" w:themeColor="background1"/>
       </w:rPr>
       <w:tblPr/>
       <w:tcPr>
@@ -4602,7 +4524,7 @@
     </w:tblStylePr>
     <w:tblStylePr w:type="nwCell">
       <w:rPr>
-        <w:color w:val="FFFFFF" w:themeColor="background1"/>
+        <w:color w:val="ffffff" w:themeColor="background1"/>
       </w:rPr>
       <w:tblPr/>
       <w:tcPr>
@@ -4646,7 +4568,7 @@
       <w:rPr>
         <w:b/>
         <w:bCs/>
-        <w:color w:val="FFFFFF" w:themeColor="background1"/>
+        <w:color w:val="ffffff" w:themeColor="background1"/>
       </w:rPr>
       <w:tblPr/>
       <w:tcPr>
@@ -4665,9 +4587,7 @@
       <w:pPr>
         <w:spacing w:before="0" w:after="0" w:line="240" w:lineRule="auto"/>
       </w:pPr>
-      <w:rPr>
-        <w:color w:val="auto"/>
-      </w:rPr>
+      <w:rPr/>
       <w:tblPr/>
       <w:tcPr>
         <w:tcBorders>
@@ -4685,7 +4605,7 @@
       <w:rPr>
         <w:b/>
         <w:bCs/>
-        <w:color w:val="FFFFFF" w:themeColor="background1"/>
+        <w:color w:val="ffffff" w:themeColor="background1"/>
       </w:rPr>
       <w:tblPr/>
       <w:tcPr>
@@ -4704,7 +4624,7 @@
       <w:rPr>
         <w:b/>
         <w:bCs/>
-        <w:color w:val="FFFFFF" w:themeColor="background1"/>
+        <w:color w:val="ffffff" w:themeColor="background1"/>
       </w:rPr>
       <w:tblPr/>
       <w:tcPr>
@@ -4750,7 +4670,7 @@
     </w:tblStylePr>
     <w:tblStylePr w:type="nwCell">
       <w:rPr>
-        <w:color w:val="FFFFFF" w:themeColor="background1"/>
+        <w:color w:val="ffffff" w:themeColor="background1"/>
       </w:rPr>
       <w:tblPr/>
       <w:tcPr>
@@ -4794,7 +4714,7 @@
       <w:rPr>
         <w:b/>
         <w:bCs/>
-        <w:color w:val="FFFFFF" w:themeColor="background1"/>
+        <w:color w:val="ffffff" w:themeColor="background1"/>
       </w:rPr>
       <w:tblPr/>
       <w:tcPr>
@@ -4813,9 +4733,7 @@
       <w:pPr>
         <w:spacing w:before="0" w:after="0" w:line="240" w:lineRule="auto"/>
       </w:pPr>
-      <w:rPr>
-        <w:color w:val="auto"/>
-      </w:rPr>
+      <w:rPr/>
       <w:tblPr/>
       <w:tcPr>
         <w:tcBorders>
@@ -4833,7 +4751,7 @@
       <w:rPr>
         <w:b/>
         <w:bCs/>
-        <w:color w:val="FFFFFF" w:themeColor="background1"/>
+        <w:color w:val="ffffff" w:themeColor="background1"/>
       </w:rPr>
       <w:tblPr/>
       <w:tcPr>
@@ -4852,7 +4770,7 @@
       <w:rPr>
         <w:b/>
         <w:bCs/>
-        <w:color w:val="FFFFFF" w:themeColor="background1"/>
+        <w:color w:val="ffffff" w:themeColor="background1"/>
       </w:rPr>
       <w:tblPr/>
       <w:tcPr>
@@ -4898,7 +4816,7 @@
     </w:tblStylePr>
     <w:tblStylePr w:type="nwCell">
       <w:rPr>
-        <w:color w:val="FFFFFF" w:themeColor="background1"/>
+        <w:color w:val="ffffff" w:themeColor="background1"/>
       </w:rPr>
       <w:tblPr/>
       <w:tcPr>
@@ -4942,7 +4860,7 @@
       <w:rPr>
         <w:b/>
         <w:bCs/>
-        <w:color w:val="FFFFFF" w:themeColor="background1"/>
+        <w:color w:val="ffffff" w:themeColor="background1"/>
       </w:rPr>
       <w:tblPr/>
       <w:tcPr>
@@ -4961,9 +4879,7 @@
       <w:pPr>
         <w:spacing w:before="0" w:after="0" w:line="240" w:lineRule="auto"/>
       </w:pPr>
-      <w:rPr>
-        <w:color w:val="auto"/>
-      </w:rPr>
+      <w:rPr/>
       <w:tblPr/>
       <w:tcPr>
         <w:tcBorders>
@@ -4981,7 +4897,7 @@
       <w:rPr>
         <w:b/>
         <w:bCs/>
-        <w:color w:val="FFFFFF" w:themeColor="background1"/>
+        <w:color w:val="ffffff" w:themeColor="background1"/>
       </w:rPr>
       <w:tblPr/>
       <w:tcPr>
@@ -5000,7 +4916,7 @@
       <w:rPr>
         <w:b/>
         <w:bCs/>
-        <w:color w:val="FFFFFF" w:themeColor="background1"/>
+        <w:color w:val="ffffff" w:themeColor="background1"/>
       </w:rPr>
       <w:tblPr/>
       <w:tcPr>
@@ -5046,7 +4962,7 @@
     </w:tblStylePr>
     <w:tblStylePr w:type="nwCell">
       <w:rPr>
-        <w:color w:val="FFFFFF" w:themeColor="background1"/>
+        <w:color w:val="ffffff" w:themeColor="background1"/>
       </w:rPr>
       <w:tblPr/>
       <w:tcPr>
@@ -5090,7 +5006,7 @@
       <w:rPr>
         <w:b/>
         <w:bCs/>
-        <w:color w:val="FFFFFF" w:themeColor="background1"/>
+        <w:color w:val="ffffff" w:themeColor="background1"/>
       </w:rPr>
       <w:tblPr/>
       <w:tcPr>
@@ -5109,9 +5025,7 @@
       <w:pPr>
         <w:spacing w:before="0" w:after="0" w:line="240" w:lineRule="auto"/>
       </w:pPr>
-      <w:rPr>
-        <w:color w:val="auto"/>
-      </w:rPr>
+      <w:rPr/>
       <w:tblPr/>
       <w:tcPr>
         <w:tcBorders>
@@ -5129,7 +5043,7 @@
       <w:rPr>
         <w:b/>
         <w:bCs/>
-        <w:color w:val="FFFFFF" w:themeColor="background1"/>
+        <w:color w:val="ffffff" w:themeColor="background1"/>
       </w:rPr>
       <w:tblPr/>
       <w:tcPr>
@@ -5148,7 +5062,7 @@
       <w:rPr>
         <w:b/>
         <w:bCs/>
-        <w:color w:val="FFFFFF" w:themeColor="background1"/>
+        <w:color w:val="ffffff" w:themeColor="background1"/>
       </w:rPr>
       <w:tblPr/>
       <w:tcPr>
@@ -5194,7 +5108,7 @@
     </w:tblStylePr>
     <w:tblStylePr w:type="nwCell">
       <w:rPr>
-        <w:color w:val="FFFFFF" w:themeColor="background1"/>
+        <w:color w:val="ffffff" w:themeColor="background1"/>
       </w:rPr>
       <w:tblPr/>
       <w:tcPr>
@@ -5238,7 +5152,7 @@
       <w:rPr>
         <w:b/>
         <w:bCs/>
-        <w:color w:val="FFFFFF" w:themeColor="background1"/>
+        <w:color w:val="ffffff" w:themeColor="background1"/>
       </w:rPr>
       <w:tblPr/>
       <w:tcPr>
@@ -5257,9 +5171,7 @@
       <w:pPr>
         <w:spacing w:before="0" w:after="0" w:line="240" w:lineRule="auto"/>
       </w:pPr>
-      <w:rPr>
-        <w:color w:val="auto"/>
-      </w:rPr>
+      <w:rPr/>
       <w:tblPr/>
       <w:tcPr>
         <w:tcBorders>
@@ -5277,7 +5189,7 @@
       <w:rPr>
         <w:b/>
         <w:bCs/>
-        <w:color w:val="FFFFFF" w:themeColor="background1"/>
+        <w:color w:val="ffffff" w:themeColor="background1"/>
       </w:rPr>
       <w:tblPr/>
       <w:tcPr>
@@ -5296,7 +5208,7 @@
       <w:rPr>
         <w:b/>
         <w:bCs/>
-        <w:color w:val="FFFFFF" w:themeColor="background1"/>
+        <w:color w:val="ffffff" w:themeColor="background1"/>
       </w:rPr>
       <w:tblPr/>
       <w:tcPr>
@@ -5342,7 +5254,7 @@
     </w:tblStylePr>
     <w:tblStylePr w:type="nwCell">
       <w:rPr>
-        <w:color w:val="FFFFFF" w:themeColor="background1"/>
+        <w:color w:val="ffffff" w:themeColor="background1"/>
       </w:rPr>
       <w:tblPr/>
       <w:tcPr>
@@ -5386,7 +5298,7 @@
       <w:rPr>
         <w:b/>
         <w:bCs/>
-        <w:color w:val="FFFFFF" w:themeColor="background1"/>
+        <w:color w:val="ffffff" w:themeColor="background1"/>
       </w:rPr>
       <w:tblPr/>
       <w:tcPr>
@@ -5405,9 +5317,7 @@
       <w:pPr>
         <w:spacing w:before="0" w:after="0" w:line="240" w:lineRule="auto"/>
       </w:pPr>
-      <w:rPr>
-        <w:color w:val="auto"/>
-      </w:rPr>
+      <w:rPr/>
       <w:tblPr/>
       <w:tcPr>
         <w:tcBorders>
@@ -5425,7 +5335,7 @@
       <w:rPr>
         <w:b/>
         <w:bCs/>
-        <w:color w:val="FFFFFF" w:themeColor="background1"/>
+        <w:color w:val="ffffff" w:themeColor="background1"/>
       </w:rPr>
       <w:tblPr/>
       <w:tcPr>
@@ -5444,7 +5354,7 @@
       <w:rPr>
         <w:b/>
         <w:bCs/>
-        <w:color w:val="FFFFFF" w:themeColor="background1"/>
+        <w:color w:val="ffffff" w:themeColor="background1"/>
       </w:rPr>
       <w:tblPr/>
       <w:tcPr>
@@ -5490,7 +5400,7 @@
     </w:tblStylePr>
     <w:tblStylePr w:type="nwCell">
       <w:rPr>
-        <w:color w:val="FFFFFF" w:themeColor="background1"/>
+        <w:color w:val="ffffff" w:themeColor="background1"/>
       </w:rPr>
       <w:tblPr/>
       <w:tcPr>
@@ -5546,7 +5456,7 @@
       <w:rPr>
         <w:b/>
         <w:bCs/>
-        <w:color w:val="1F497D" w:themeColor="text2"/>
+        <w:color w:val="1f497d" w:themeColor="text2"/>
       </w:rPr>
       <w:tblPr/>
       <w:tcPr>
@@ -5630,7 +5540,7 @@
       <w:rPr>
         <w:b/>
         <w:bCs/>
-        <w:color w:val="1F497D" w:themeColor="text2"/>
+        <w:color w:val="1f497d" w:themeColor="text2"/>
       </w:rPr>
       <w:tblPr/>
       <w:tcPr>
@@ -5714,7 +5624,7 @@
       <w:rPr>
         <w:b/>
         <w:bCs/>
-        <w:color w:val="1F497D" w:themeColor="text2"/>
+        <w:color w:val="1f497d" w:themeColor="text2"/>
       </w:rPr>
       <w:tblPr/>
       <w:tcPr>
@@ -5798,7 +5708,7 @@
       <w:rPr>
         <w:b/>
         <w:bCs/>
-        <w:color w:val="1F497D" w:themeColor="text2"/>
+        <w:color w:val="1f497d" w:themeColor="text2"/>
       </w:rPr>
       <w:tblPr/>
       <w:tcPr>
@@ -5882,7 +5792,7 @@
       <w:rPr>
         <w:b/>
         <w:bCs/>
-        <w:color w:val="1F497D" w:themeColor="text2"/>
+        <w:color w:val="1f497d" w:themeColor="text2"/>
       </w:rPr>
       <w:tblPr/>
       <w:tcPr>
@@ -5966,7 +5876,7 @@
       <w:rPr>
         <w:b/>
         <w:bCs/>
-        <w:color w:val="1F497D" w:themeColor="text2"/>
+        <w:color w:val="1f497d" w:themeColor="text2"/>
       </w:rPr>
       <w:tblPr/>
       <w:tcPr>
@@ -6050,7 +5960,7 @@
       <w:rPr>
         <w:b/>
         <w:bCs/>
-        <w:color w:val="1F497D" w:themeColor="text2"/>
+        <w:color w:val="1f497d" w:themeColor="text2"/>
       </w:rPr>
       <w:tblPr/>
       <w:tcPr>
@@ -8409,7 +8319,7 @@
         <w:b/>
         <w:bCs/>
         <w:i w:val="0"/>
-        <w:color w:val="FFFFFF" w:themeColor="background1"/>
+        <w:color w:val="ffffff" w:themeColor="background1"/>
       </w:rPr>
       <w:tblPr/>
       <w:tcPr>
@@ -8429,7 +8339,7 @@
         <w:b/>
         <w:bCs/>
         <w:i w:val="0"/>
-        <w:color w:val="FFFFFF" w:themeColor="background1"/>
+        <w:color w:val="ffffff" w:themeColor="background1"/>
       </w:rPr>
       <w:tblPr/>
       <w:tcPr>
@@ -8449,7 +8359,7 @@
         <w:b/>
         <w:bCs/>
         <w:i w:val="0"/>
-        <w:color w:val="FFFFFF" w:themeColor="background1"/>
+        <w:color w:val="ffffff" w:themeColor="background1"/>
       </w:rPr>
       <w:tblPr/>
       <w:tcPr>
@@ -8467,7 +8377,7 @@
         <w:b/>
         <w:bCs/>
         <w:i w:val="0"/>
-        <w:color w:val="FFFFFF" w:themeColor="background1"/>
+        <w:color w:val="ffffff" w:themeColor="background1"/>
       </w:rPr>
       <w:tblPr/>
       <w:tcPr>
@@ -8545,7 +8455,7 @@
         <w:b/>
         <w:bCs/>
         <w:i w:val="0"/>
-        <w:color w:val="FFFFFF" w:themeColor="background1"/>
+        <w:color w:val="ffffff" w:themeColor="background1"/>
       </w:rPr>
       <w:tblPr/>
       <w:tcPr>
@@ -8565,7 +8475,7 @@
         <w:b/>
         <w:bCs/>
         <w:i w:val="0"/>
-        <w:color w:val="FFFFFF" w:themeColor="background1"/>
+        <w:color w:val="ffffff" w:themeColor="background1"/>
       </w:rPr>
       <w:tblPr/>
       <w:tcPr>
@@ -8585,7 +8495,7 @@
         <w:b/>
         <w:bCs/>
         <w:i w:val="0"/>
-        <w:color w:val="FFFFFF" w:themeColor="background1"/>
+        <w:color w:val="ffffff" w:themeColor="background1"/>
       </w:rPr>
       <w:tblPr/>
       <w:tcPr>
@@ -8603,7 +8513,7 @@
         <w:b/>
         <w:bCs/>
         <w:i w:val="0"/>
-        <w:color w:val="FFFFFF" w:themeColor="background1"/>
+        <w:color w:val="ffffff" w:themeColor="background1"/>
       </w:rPr>
       <w:tblPr/>
       <w:tcPr>
@@ -8681,7 +8591,7 @@
         <w:b/>
         <w:bCs/>
         <w:i w:val="0"/>
-        <w:color w:val="FFFFFF" w:themeColor="background1"/>
+        <w:color w:val="ffffff" w:themeColor="background1"/>
       </w:rPr>
       <w:tblPr/>
       <w:tcPr>
@@ -8701,7 +8611,7 @@
         <w:b/>
         <w:bCs/>
         <w:i w:val="0"/>
-        <w:color w:val="FFFFFF" w:themeColor="background1"/>
+        <w:color w:val="ffffff" w:themeColor="background1"/>
       </w:rPr>
       <w:tblPr/>
       <w:tcPr>
@@ -8721,7 +8631,7 @@
         <w:b/>
         <w:bCs/>
         <w:i w:val="0"/>
-        <w:color w:val="FFFFFF" w:themeColor="background1"/>
+        <w:color w:val="ffffff" w:themeColor="background1"/>
       </w:rPr>
       <w:tblPr/>
       <w:tcPr>
@@ -8739,7 +8649,7 @@
         <w:b/>
         <w:bCs/>
         <w:i w:val="0"/>
-        <w:color w:val="FFFFFF" w:themeColor="background1"/>
+        <w:color w:val="ffffff" w:themeColor="background1"/>
       </w:rPr>
       <w:tblPr/>
       <w:tcPr>
@@ -8817,7 +8727,7 @@
         <w:b/>
         <w:bCs/>
         <w:i w:val="0"/>
-        <w:color w:val="FFFFFF" w:themeColor="background1"/>
+        <w:color w:val="ffffff" w:themeColor="background1"/>
       </w:rPr>
       <w:tblPr/>
       <w:tcPr>
@@ -8837,7 +8747,7 @@
         <w:b/>
         <w:bCs/>
         <w:i w:val="0"/>
-        <w:color w:val="FFFFFF" w:themeColor="background1"/>
+        <w:color w:val="ffffff" w:themeColor="background1"/>
       </w:rPr>
       <w:tblPr/>
       <w:tcPr>
@@ -8857,7 +8767,7 @@
         <w:b/>
         <w:bCs/>
         <w:i w:val="0"/>
-        <w:color w:val="FFFFFF" w:themeColor="background1"/>
+        <w:color w:val="ffffff" w:themeColor="background1"/>
       </w:rPr>
       <w:tblPr/>
       <w:tcPr>
@@ -8875,7 +8785,7 @@
         <w:b/>
         <w:bCs/>
         <w:i w:val="0"/>
-        <w:color w:val="FFFFFF" w:themeColor="background1"/>
+        <w:color w:val="ffffff" w:themeColor="background1"/>
       </w:rPr>
       <w:tblPr/>
       <w:tcPr>
@@ -8953,7 +8863,7 @@
         <w:b/>
         <w:bCs/>
         <w:i w:val="0"/>
-        <w:color w:val="FFFFFF" w:themeColor="background1"/>
+        <w:color w:val="ffffff" w:themeColor="background1"/>
       </w:rPr>
       <w:tblPr/>
       <w:tcPr>
@@ -8973,7 +8883,7 @@
         <w:b/>
         <w:bCs/>
         <w:i w:val="0"/>
-        <w:color w:val="FFFFFF" w:themeColor="background1"/>
+        <w:color w:val="ffffff" w:themeColor="background1"/>
       </w:rPr>
       <w:tblPr/>
       <w:tcPr>
@@ -8993,7 +8903,7 @@
         <w:b/>
         <w:bCs/>
         <w:i w:val="0"/>
-        <w:color w:val="FFFFFF" w:themeColor="background1"/>
+        <w:color w:val="ffffff" w:themeColor="background1"/>
       </w:rPr>
       <w:tblPr/>
       <w:tcPr>
@@ -9011,7 +8921,7 @@
         <w:b/>
         <w:bCs/>
         <w:i w:val="0"/>
-        <w:color w:val="FFFFFF" w:themeColor="background1"/>
+        <w:color w:val="ffffff" w:themeColor="background1"/>
       </w:rPr>
       <w:tblPr/>
       <w:tcPr>
@@ -9089,7 +8999,7 @@
         <w:b/>
         <w:bCs/>
         <w:i w:val="0"/>
-        <w:color w:val="FFFFFF" w:themeColor="background1"/>
+        <w:color w:val="ffffff" w:themeColor="background1"/>
       </w:rPr>
       <w:tblPr/>
       <w:tcPr>
@@ -9109,7 +9019,7 @@
         <w:b/>
         <w:bCs/>
         <w:i w:val="0"/>
-        <w:color w:val="FFFFFF" w:themeColor="background1"/>
+        <w:color w:val="ffffff" w:themeColor="background1"/>
       </w:rPr>
       <w:tblPr/>
       <w:tcPr>
@@ -9129,7 +9039,7 @@
         <w:b/>
         <w:bCs/>
         <w:i w:val="0"/>
-        <w:color w:val="FFFFFF" w:themeColor="background1"/>
+        <w:color w:val="ffffff" w:themeColor="background1"/>
       </w:rPr>
       <w:tblPr/>
       <w:tcPr>
@@ -9147,7 +9057,7 @@
         <w:b/>
         <w:bCs/>
         <w:i w:val="0"/>
-        <w:color w:val="FFFFFF" w:themeColor="background1"/>
+        <w:color w:val="ffffff" w:themeColor="background1"/>
       </w:rPr>
       <w:tblPr/>
       <w:tcPr>
@@ -9225,7 +9135,7 @@
         <w:b/>
         <w:bCs/>
         <w:i w:val="0"/>
-        <w:color w:val="FFFFFF" w:themeColor="background1"/>
+        <w:color w:val="ffffff" w:themeColor="background1"/>
       </w:rPr>
       <w:tblPr/>
       <w:tcPr>
@@ -9245,7 +9155,7 @@
         <w:b/>
         <w:bCs/>
         <w:i w:val="0"/>
-        <w:color w:val="FFFFFF" w:themeColor="background1"/>
+        <w:color w:val="ffffff" w:themeColor="background1"/>
       </w:rPr>
       <w:tblPr/>
       <w:tcPr>
@@ -9265,7 +9175,7 @@
         <w:b/>
         <w:bCs/>
         <w:i w:val="0"/>
-        <w:color w:val="FFFFFF" w:themeColor="background1"/>
+        <w:color w:val="ffffff" w:themeColor="background1"/>
       </w:rPr>
       <w:tblPr/>
       <w:tcPr>
@@ -9283,7 +9193,7 @@
         <w:b/>
         <w:bCs/>
         <w:i w:val="0"/>
-        <w:color w:val="FFFFFF" w:themeColor="background1"/>
+        <w:color w:val="ffffff" w:themeColor="background1"/>
       </w:rPr>
       <w:tblPr/>
       <w:tcPr>
@@ -9336,7 +9246,7 @@
       <w:spacing w:after="0" w:line="240" w:lineRule="auto"/>
     </w:pPr>
     <w:rPr>
-      <w:color w:val="FFFFFF" w:themeColor="background1"/>
+      <w:color w:val="ffffff" w:themeColor="background1"/>
     </w:rPr>
     <w:tblPr>
       <w:tblStyleRowBandSize w:val="1"/>
@@ -9449,7 +9359,7 @@
       <w:spacing w:after="0" w:line="240" w:lineRule="auto"/>
     </w:pPr>
     <w:rPr>
-      <w:color w:val="FFFFFF" w:themeColor="background1"/>
+      <w:color w:val="ffffff" w:themeColor="background1"/>
     </w:rPr>
     <w:tblPr>
       <w:tblStyleRowBandSize w:val="1"/>
@@ -9562,7 +9472,7 @@
       <w:spacing w:after="0" w:line="240" w:lineRule="auto"/>
     </w:pPr>
     <w:rPr>
-      <w:color w:val="FFFFFF" w:themeColor="background1"/>
+      <w:color w:val="ffffff" w:themeColor="background1"/>
     </w:rPr>
     <w:tblPr>
       <w:tblStyleRowBandSize w:val="1"/>
@@ -9675,7 +9585,7 @@
       <w:spacing w:after="0" w:line="240" w:lineRule="auto"/>
     </w:pPr>
     <w:rPr>
-      <w:color w:val="FFFFFF" w:themeColor="background1"/>
+      <w:color w:val="ffffff" w:themeColor="background1"/>
     </w:rPr>
     <w:tblPr>
       <w:tblStyleRowBandSize w:val="1"/>
@@ -9788,7 +9698,7 @@
       <w:spacing w:after="0" w:line="240" w:lineRule="auto"/>
     </w:pPr>
     <w:rPr>
-      <w:color w:val="FFFFFF" w:themeColor="background1"/>
+      <w:color w:val="ffffff" w:themeColor="background1"/>
     </w:rPr>
     <w:tblPr>
       <w:tblStyleRowBandSize w:val="1"/>
@@ -9901,7 +9811,7 @@
       <w:spacing w:after="0" w:line="240" w:lineRule="auto"/>
     </w:pPr>
     <w:rPr>
-      <w:color w:val="FFFFFF" w:themeColor="background1"/>
+      <w:color w:val="ffffff" w:themeColor="background1"/>
     </w:rPr>
     <w:tblPr>
       <w:tblStyleRowBandSize w:val="1"/>
@@ -10014,7 +9924,7 @@
       <w:spacing w:after="0" w:line="240" w:lineRule="auto"/>
     </w:pPr>
     <w:rPr>
-      <w:color w:val="FFFFFF" w:themeColor="background1"/>
+      <w:color w:val="ffffff" w:themeColor="background1"/>
     </w:rPr>
     <w:tblPr>
       <w:tblStyleRowBandSize w:val="1"/>
@@ -10172,7 +10082,7 @@
       <w:rPr>
         <w:b/>
         <w:bCs/>
-        <w:color w:val="FFFFFF" w:themeColor="background1"/>
+        <w:color w:val="ffffff" w:themeColor="background1"/>
       </w:rPr>
       <w:tblPr/>
       <w:tcPr>
@@ -10184,7 +10094,7 @@
     </w:tblStylePr>
     <w:tblStylePr w:type="firstCol">
       <w:rPr>
-        <w:color w:val="FFFFFF" w:themeColor="background1"/>
+        <w:color w:val="ffffff" w:themeColor="background1"/>
       </w:rPr>
       <w:tblPr/>
       <w:tcPr>
@@ -10201,7 +10111,7 @@
     </w:tblStylePr>
     <w:tblStylePr w:type="lastCol">
       <w:rPr>
-        <w:color w:val="FFFFFF" w:themeColor="background1"/>
+        <w:color w:val="ffffff" w:themeColor="background1"/>
       </w:rPr>
       <w:tblPr/>
       <w:tcPr>
@@ -10295,7 +10205,7 @@
       <w:rPr>
         <w:b/>
         <w:bCs/>
-        <w:color w:val="FFFFFF" w:themeColor="background1"/>
+        <w:color w:val="ffffff" w:themeColor="background1"/>
       </w:rPr>
       <w:tblPr/>
       <w:tcPr>
@@ -10307,7 +10217,7 @@
     </w:tblStylePr>
     <w:tblStylePr w:type="firstCol">
       <w:rPr>
-        <w:color w:val="FFFFFF" w:themeColor="background1"/>
+        <w:color w:val="ffffff" w:themeColor="background1"/>
       </w:rPr>
       <w:tblPr/>
       <w:tcPr>
@@ -10324,7 +10234,7 @@
     </w:tblStylePr>
     <w:tblStylePr w:type="lastCol">
       <w:rPr>
-        <w:color w:val="FFFFFF" w:themeColor="background1"/>
+        <w:color w:val="ffffff" w:themeColor="background1"/>
       </w:rPr>
       <w:tblPr/>
       <w:tcPr>
@@ -10418,7 +10328,7 @@
       <w:rPr>
         <w:b/>
         <w:bCs/>
-        <w:color w:val="FFFFFF" w:themeColor="background1"/>
+        <w:color w:val="ffffff" w:themeColor="background1"/>
       </w:rPr>
       <w:tblPr/>
       <w:tcPr>
@@ -10430,7 +10340,7 @@
     </w:tblStylePr>
     <w:tblStylePr w:type="firstCol">
       <w:rPr>
-        <w:color w:val="FFFFFF" w:themeColor="background1"/>
+        <w:color w:val="ffffff" w:themeColor="background1"/>
       </w:rPr>
       <w:tblPr/>
       <w:tcPr>
@@ -10447,7 +10357,7 @@
     </w:tblStylePr>
     <w:tblStylePr w:type="lastCol">
       <w:rPr>
-        <w:color w:val="FFFFFF" w:themeColor="background1"/>
+        <w:color w:val="ffffff" w:themeColor="background1"/>
       </w:rPr>
       <w:tblPr/>
       <w:tcPr>
@@ -10541,7 +10451,7 @@
       <w:rPr>
         <w:b/>
         <w:bCs/>
-        <w:color w:val="FFFFFF" w:themeColor="background1"/>
+        <w:color w:val="ffffff" w:themeColor="background1"/>
       </w:rPr>
       <w:tblPr/>
       <w:tcPr>
@@ -10553,7 +10463,7 @@
     </w:tblStylePr>
     <w:tblStylePr w:type="firstCol">
       <w:rPr>
-        <w:color w:val="FFFFFF" w:themeColor="background1"/>
+        <w:color w:val="ffffff" w:themeColor="background1"/>
       </w:rPr>
       <w:tblPr/>
       <w:tcPr>
@@ -10570,7 +10480,7 @@
     </w:tblStylePr>
     <w:tblStylePr w:type="lastCol">
       <w:rPr>
-        <w:color w:val="FFFFFF" w:themeColor="background1"/>
+        <w:color w:val="ffffff" w:themeColor="background1"/>
       </w:rPr>
       <w:tblPr/>
       <w:tcPr>
@@ -10652,7 +10562,7 @@
       <w:rPr>
         <w:b/>
         <w:bCs/>
-        <w:color w:val="FFFFFF" w:themeColor="background1"/>
+        <w:color w:val="ffffff" w:themeColor="background1"/>
       </w:rPr>
       <w:tblPr/>
       <w:tcPr>
@@ -10664,7 +10574,7 @@
     </w:tblStylePr>
     <w:tblStylePr w:type="firstCol">
       <w:rPr>
-        <w:color w:val="FFFFFF" w:themeColor="background1"/>
+        <w:color w:val="ffffff" w:themeColor="background1"/>
       </w:rPr>
       <w:tblPr/>
       <w:tcPr>
@@ -10681,7 +10591,7 @@
     </w:tblStylePr>
     <w:tblStylePr w:type="lastCol">
       <w:rPr>
-        <w:color w:val="FFFFFF" w:themeColor="background1"/>
+        <w:color w:val="ffffff" w:themeColor="background1"/>
       </w:rPr>
       <w:tblPr/>
       <w:tcPr>
@@ -10775,7 +10685,7 @@
       <w:rPr>
         <w:b/>
         <w:bCs/>
-        <w:color w:val="FFFFFF" w:themeColor="background1"/>
+        <w:color w:val="ffffff" w:themeColor="background1"/>
       </w:rPr>
       <w:tblPr/>
       <w:tcPr>
@@ -10787,7 +10697,7 @@
     </w:tblStylePr>
     <w:tblStylePr w:type="firstCol">
       <w:rPr>
-        <w:color w:val="FFFFFF" w:themeColor="background1"/>
+        <w:color w:val="ffffff" w:themeColor="background1"/>
       </w:rPr>
       <w:tblPr/>
       <w:tcPr>
@@ -10804,7 +10714,7 @@
     </w:tblStylePr>
     <w:tblStylePr w:type="lastCol">
       <w:rPr>
-        <w:color w:val="FFFFFF" w:themeColor="background1"/>
+        <w:color w:val="ffffff" w:themeColor="background1"/>
       </w:rPr>
       <w:tblPr/>
       <w:tcPr>
@@ -10898,7 +10808,7 @@
       <w:rPr>
         <w:b/>
         <w:bCs/>
-        <w:color w:val="FFFFFF" w:themeColor="background1"/>
+        <w:color w:val="ffffff" w:themeColor="background1"/>
       </w:rPr>
       <w:tblPr/>
       <w:tcPr>
@@ -10910,7 +10820,7 @@
     </w:tblStylePr>
     <w:tblStylePr w:type="firstCol">
       <w:rPr>
-        <w:color w:val="FFFFFF" w:themeColor="background1"/>
+        <w:color w:val="ffffff" w:themeColor="background1"/>
       </w:rPr>
       <w:tblPr/>
       <w:tcPr>
@@ -10927,7 +10837,7 @@
     </w:tblStylePr>
     <w:tblStylePr w:type="lastCol">
       <w:rPr>
-        <w:color w:val="FFFFFF" w:themeColor="background1"/>
+        <w:color w:val="ffffff" w:themeColor="background1"/>
       </w:rPr>
       <w:tblPr/>
       <w:tcPr>
@@ -10995,7 +10905,7 @@
       <w:rPr>
         <w:b/>
         <w:bCs/>
-        <w:color w:val="FFFFFF" w:themeColor="background1"/>
+        <w:color w:val="ffffff" w:themeColor="background1"/>
       </w:rPr>
       <w:tblPr/>
       <w:tcPr>
@@ -11009,7 +10919,7 @@
       <w:rPr>
         <w:b/>
         <w:bCs/>
-        <w:color w:val="9E3A38" w:themeColor="accent2" w:themeShade="cc"/>
+        <w:color w:val="9e3a38" w:themeColor="accent2" w:themeShade="cc"/>
       </w:rPr>
       <w:tblPr/>
       <w:tcPr>
@@ -11082,7 +10992,7 @@
       <w:rPr>
         <w:b/>
         <w:bCs/>
-        <w:color w:val="FFFFFF" w:themeColor="background1"/>
+        <w:color w:val="ffffff" w:themeColor="background1"/>
       </w:rPr>
       <w:tblPr/>
       <w:tcPr>
@@ -11096,7 +11006,7 @@
       <w:rPr>
         <w:b/>
         <w:bCs/>
-        <w:color w:val="9E3A38" w:themeColor="accent2" w:themeShade="cc"/>
+        <w:color w:val="9e3a38" w:themeColor="accent2" w:themeShade="cc"/>
       </w:rPr>
       <w:tblPr/>
       <w:tcPr>
@@ -11169,7 +11079,7 @@
       <w:rPr>
         <w:b/>
         <w:bCs/>
-        <w:color w:val="FFFFFF" w:themeColor="background1"/>
+        <w:color w:val="ffffff" w:themeColor="background1"/>
       </w:rPr>
       <w:tblPr/>
       <w:tcPr>
@@ -11183,7 +11093,7 @@
       <w:rPr>
         <w:b/>
         <w:bCs/>
-        <w:color w:val="9E3A38" w:themeColor="accent2" w:themeShade="cc"/>
+        <w:color w:val="9e3a38" w:themeColor="accent2" w:themeShade="cc"/>
       </w:rPr>
       <w:tblPr/>
       <w:tcPr>
@@ -11256,7 +11166,7 @@
       <w:rPr>
         <w:b/>
         <w:bCs/>
-        <w:color w:val="FFFFFF" w:themeColor="background1"/>
+        <w:color w:val="ffffff" w:themeColor="background1"/>
       </w:rPr>
       <w:tblPr/>
       <w:tcPr>
@@ -11270,7 +11180,7 @@
       <w:rPr>
         <w:b/>
         <w:bCs/>
-        <w:color w:val="664E82" w:themeColor="accent4" w:themeShade="cc"/>
+        <w:color w:val="664e82" w:themeColor="accent4" w:themeShade="cc"/>
       </w:rPr>
       <w:tblPr/>
       <w:tcPr>
@@ -11343,7 +11253,7 @@
       <w:rPr>
         <w:b/>
         <w:bCs/>
-        <w:color w:val="FFFFFF" w:themeColor="background1"/>
+        <w:color w:val="ffffff" w:themeColor="background1"/>
       </w:rPr>
       <w:tblPr/>
       <w:tcPr>
@@ -11357,7 +11267,7 @@
       <w:rPr>
         <w:b/>
         <w:bCs/>
-        <w:color w:val="7E9C40" w:themeColor="accent3" w:themeShade="cc"/>
+        <w:color w:val="7e9c40" w:themeColor="accent3" w:themeShade="cc"/>
       </w:rPr>
       <w:tblPr/>
       <w:tcPr>
@@ -11430,7 +11340,7 @@
       <w:rPr>
         <w:b/>
         <w:bCs/>
-        <w:color w:val="FFFFFF" w:themeColor="background1"/>
+        <w:color w:val="ffffff" w:themeColor="background1"/>
       </w:rPr>
       <w:tblPr/>
       <w:tcPr>
@@ -11444,7 +11354,7 @@
       <w:rPr>
         <w:b/>
         <w:bCs/>
-        <w:color w:val="F2730A" w:themeColor="accent6" w:themeShade="cc"/>
+        <w:color w:val="f2730a" w:themeColor="accent6" w:themeShade="cc"/>
       </w:rPr>
       <w:tblPr/>
       <w:tcPr>
@@ -11517,7 +11427,7 @@
       <w:rPr>
         <w:b/>
         <w:bCs/>
-        <w:color w:val="FFFFFF" w:themeColor="background1"/>
+        <w:color w:val="ffffff" w:themeColor="background1"/>
       </w:rPr>
       <w:tblPr/>
       <w:tcPr>
@@ -11531,7 +11441,7 @@
       <w:rPr>
         <w:b/>
         <w:bCs/>
-        <w:color w:val="348DA5" w:themeColor="accent5" w:themeShade="cc"/>
+        <w:color w:val="348da5" w:themeColor="accent5" w:themeShade="cc"/>
       </w:rPr>
       <w:tblPr/>
       <w:tcPr>
@@ -11626,7 +11536,7 @@
     </w:tblStylePr>
     <w:tblStylePr w:type="firstCol">
       <w:rPr>
-        <w:color w:val="FFFFFF" w:themeColor="background1"/>
+        <w:color w:val="ffffff" w:themeColor="background1"/>
       </w:rPr>
       <w:tblPr/>
       <w:tcPr>
@@ -11635,7 +11545,7 @@
     </w:tblStylePr>
     <w:tblStylePr w:type="lastCol">
       <w:rPr>
-        <w:color w:val="FFFFFF" w:themeColor="background1"/>
+        <w:color w:val="ffffff" w:themeColor="background1"/>
       </w:rPr>
       <w:tblPr/>
       <w:tcPr>
@@ -11705,7 +11615,7 @@
     </w:tblStylePr>
     <w:tblStylePr w:type="firstCol">
       <w:rPr>
-        <w:color w:val="FFFFFF" w:themeColor="background1"/>
+        <w:color w:val="ffffff" w:themeColor="background1"/>
       </w:rPr>
       <w:tblPr/>
       <w:tcPr>
@@ -11714,7 +11624,7 @@
     </w:tblStylePr>
     <w:tblStylePr w:type="lastCol">
       <w:rPr>
-        <w:color w:val="FFFFFF" w:themeColor="background1"/>
+        <w:color w:val="ffffff" w:themeColor="background1"/>
       </w:rPr>
       <w:tblPr/>
       <w:tcPr>
@@ -11784,7 +11694,7 @@
     </w:tblStylePr>
     <w:tblStylePr w:type="firstCol">
       <w:rPr>
-        <w:color w:val="FFFFFF" w:themeColor="background1"/>
+        <w:color w:val="ffffff" w:themeColor="background1"/>
       </w:rPr>
       <w:tblPr/>
       <w:tcPr>
@@ -11793,7 +11703,7 @@
     </w:tblStylePr>
     <w:tblStylePr w:type="lastCol">
       <w:rPr>
-        <w:color w:val="FFFFFF" w:themeColor="background1"/>
+        <w:color w:val="ffffff" w:themeColor="background1"/>
       </w:rPr>
       <w:tblPr/>
       <w:tcPr>
@@ -11863,7 +11773,7 @@
     </w:tblStylePr>
     <w:tblStylePr w:type="firstCol">
       <w:rPr>
-        <w:color w:val="FFFFFF" w:themeColor="background1"/>
+        <w:color w:val="ffffff" w:themeColor="background1"/>
       </w:rPr>
       <w:tblPr/>
       <w:tcPr>
@@ -11872,7 +11782,7 @@
     </w:tblStylePr>
     <w:tblStylePr w:type="lastCol">
       <w:rPr>
-        <w:color w:val="FFFFFF" w:themeColor="background1"/>
+        <w:color w:val="ffffff" w:themeColor="background1"/>
       </w:rPr>
       <w:tblPr/>
       <w:tcPr>
@@ -11942,7 +11852,7 @@
     </w:tblStylePr>
     <w:tblStylePr w:type="firstCol">
       <w:rPr>
-        <w:color w:val="FFFFFF" w:themeColor="background1"/>
+        <w:color w:val="ffffff" w:themeColor="background1"/>
       </w:rPr>
       <w:tblPr/>
       <w:tcPr>
@@ -11951,7 +11861,7 @@
     </w:tblStylePr>
     <w:tblStylePr w:type="lastCol">
       <w:rPr>
-        <w:color w:val="FFFFFF" w:themeColor="background1"/>
+        <w:color w:val="ffffff" w:themeColor="background1"/>
       </w:rPr>
       <w:tblPr/>
       <w:tcPr>
@@ -12021,7 +11931,7 @@
     </w:tblStylePr>
     <w:tblStylePr w:type="firstCol">
       <w:rPr>
-        <w:color w:val="FFFFFF" w:themeColor="background1"/>
+        <w:color w:val="ffffff" w:themeColor="background1"/>
       </w:rPr>
       <w:tblPr/>
       <w:tcPr>
@@ -12030,7 +11940,7 @@
     </w:tblStylePr>
     <w:tblStylePr w:type="lastCol">
       <w:rPr>
-        <w:color w:val="FFFFFF" w:themeColor="background1"/>
+        <w:color w:val="ffffff" w:themeColor="background1"/>
       </w:rPr>
       <w:tblPr/>
       <w:tcPr>
@@ -12100,7 +12010,7 @@
     </w:tblStylePr>
     <w:tblStylePr w:type="firstCol">
       <w:rPr>
-        <w:color w:val="FFFFFF" w:themeColor="background1"/>
+        <w:color w:val="ffffff" w:themeColor="background1"/>
       </w:rPr>
       <w:tblPr/>
       <w:tcPr>
@@ -12109,7 +12019,7 @@
     </w:tblStylePr>
     <w:tblStylePr w:type="lastCol">
       <w:rPr>
-        <w:color w:val="FFFFFF" w:themeColor="background1"/>
+        <w:color w:val="ffffff" w:themeColor="background1"/>
       </w:rPr>
       <w:tblPr/>
       <w:tcPr>
@@ -12133,14 +12043,14 @@
 </file>
 
 <file path=word/theme/theme1.xml><?xml version="1.0" encoding="utf-8"?>
-<a:theme xmlns:a="http://schemas.openxmlformats.org/drawingml/2006/main" name="Office Theme">
+<a:theme xmlns:a="http://schemas.openxmlformats.org/drawingml/2006/main" xmlns:r="http://schemas.openxmlformats.org/officeDocument/2006/relationships" name="Office Theme">
   <a:themeElements>
     <a:clrScheme name="Office">
       <a:dk1>
-        <a:sysClr val="windowText" lastClr="000000"/>
+        <a:srgbClr val="000000"/>
       </a:dk1>
       <a:lt1>
-        <a:sysClr val="window" lastClr="FFFFFF"/>
+        <a:srgbClr val="FFFFFF"/>
       </a:lt1>
       <a:dk2>
         <a:srgbClr val="1F497D"/>
@@ -12175,280 +12085,132 @@
     </a:clrScheme>
     <a:fontScheme name="Office">
       <a:majorFont>
-        <a:latin typeface="Calibri"/>
+        <a:latin typeface="Calibri" pitchFamily="0" charset="1"/>
         <a:ea typeface=""/>
         <a:cs typeface=""/>
-        <a:font script="Jpan" typeface="ＭＳ ゴシック"/>
-        <a:font script="Hang" typeface="맑은 고딕"/>
-        <a:font script="Hans" typeface="宋体"/>
-        <a:font script="Hant" typeface="新細明體"/>
-        <a:font script="Arab" typeface="Times New Roman"/>
-        <a:font script="Hebr" typeface="Times New Roman"/>
-        <a:font script="Thai" typeface="Angsana New"/>
-        <a:font script="Ethi" typeface="Nyala"/>
-        <a:font script="Beng" typeface="Vrinda"/>
-        <a:font script="Gujr" typeface="Shruti"/>
-        <a:font script="Khmr" typeface="MoolBoran"/>
-        <a:font script="Knda" typeface="Tunga"/>
-        <a:font script="Guru" typeface="Raavi"/>
-        <a:font script="Cans" typeface="Euphemia"/>
-        <a:font script="Cher" typeface="Plantagenet Cherokee"/>
-        <a:font script="Yiii" typeface="Microsoft Yi Baiti"/>
-        <a:font script="Tibt" typeface="Microsoft Himalaya"/>
-        <a:font script="Thaa" typeface="MV Boli"/>
-        <a:font script="Deva" typeface="Mangal"/>
-        <a:font script="Telu" typeface="Gautami"/>
-        <a:font script="Taml" typeface="Latha"/>
-        <a:font script="Syrc" typeface="Estrangelo Edessa"/>
-        <a:font script="Orya" typeface="Kalinga"/>
-        <a:font script="Mlym" typeface="Kartika"/>
-        <a:font script="Laoo" typeface="DokChampa"/>
-        <a:font script="Sinh" typeface="Iskoola Pota"/>
-        <a:font script="Mong" typeface="Mongolian Baiti"/>
-        <a:font script="Viet" typeface="Times New Roman"/>
-        <a:font script="Uigh" typeface="Microsoft Uighur"/>
-        <a:font script="Geor" typeface="Sylfaen"/>
       </a:majorFont>
       <a:minorFont>
-        <a:latin typeface="Cambria"/>
+        <a:latin typeface="Cambria" pitchFamily="0" charset="1"/>
         <a:ea typeface=""/>
         <a:cs typeface=""/>
-        <a:font script="Jpan" typeface="ＭＳ 明朝"/>
-        <a:font script="Hang" typeface="맑은 고딕"/>
-        <a:font script="Hans" typeface="宋体"/>
-        <a:font script="Hant" typeface="新細明體"/>
-        <a:font script="Arab" typeface="Arial"/>
-        <a:font script="Hebr" typeface="Arial"/>
-        <a:font script="Thai" typeface="Cordia New"/>
-        <a:font script="Ethi" typeface="Nyala"/>
-        <a:font script="Beng" typeface="Vrinda"/>
-        <a:font script="Gujr" typeface="Shruti"/>
-        <a:font script="Khmr" typeface="DaunPenh"/>
-        <a:font script="Knda" typeface="Tunga"/>
-        <a:font script="Guru" typeface="Raavi"/>
-        <a:font script="Cans" typeface="Euphemia"/>
-        <a:font script="Cher" typeface="Plantagenet Cherokee"/>
-        <a:font script="Yiii" typeface="Microsoft Yi Baiti"/>
-        <a:font script="Tibt" typeface="Microsoft Himalaya"/>
-        <a:font script="Thaa" typeface="MV Boli"/>
-        <a:font script="Deva" typeface="Mangal"/>
-        <a:font script="Telu" typeface="Gautami"/>
-        <a:font script="Taml" typeface="Latha"/>
-        <a:font script="Syrc" typeface="Estrangelo Edessa"/>
-        <a:font script="Orya" typeface="Kalinga"/>
-        <a:font script="Mlym" typeface="Kartika"/>
-        <a:font script="Laoo" typeface="DokChampa"/>
-        <a:font script="Sinh" typeface="Iskoola Pota"/>
-        <a:font script="Mong" typeface="Mongolian Baiti"/>
-        <a:font script="Viet" typeface="Arial"/>
-        <a:font script="Uigh" typeface="Microsoft Uighur"/>
-        <a:font script="Geor" typeface="Sylfaen"/>
       </a:minorFont>
     </a:fontScheme>
-    <a:fmtScheme name="Office">
+    <a:fmtScheme>
       <a:fillStyleLst>
         <a:solidFill>
           <a:schemeClr val="phClr"/>
         </a:solidFill>
-        <a:gradFill rotWithShape="1">
+        <a:gradFill>
           <a:gsLst>
             <a:gs pos="0">
               <a:schemeClr val="phClr">
                 <a:tint val="50000"/>
-                <a:satMod val="300000"/>
               </a:schemeClr>
             </a:gs>
             <a:gs pos="35000">
               <a:schemeClr val="phClr">
                 <a:tint val="37000"/>
-                <a:satMod val="300000"/>
               </a:schemeClr>
             </a:gs>
             <a:gs pos="100000">
               <a:schemeClr val="phClr">
                 <a:tint val="15000"/>
-                <a:satMod val="350000"/>
               </a:schemeClr>
             </a:gs>
           </a:gsLst>
           <a:lin ang="16200000" scaled="1"/>
+          <a:tileRect l="0" t="0" r="0" b="0"/>
         </a:gradFill>
-        <a:gradFill rotWithShape="1">
+        <a:gradFill>
           <a:gsLst>
             <a:gs pos="0">
               <a:schemeClr val="phClr">
                 <a:tint val="100000"/>
                 <a:shade val="100000"/>
-                <a:satMod val="130000"/>
               </a:schemeClr>
             </a:gs>
             <a:gs pos="100000">
               <a:schemeClr val="phClr">
                 <a:tint val="50000"/>
                 <a:shade val="100000"/>
-                <a:satMod val="350000"/>
               </a:schemeClr>
             </a:gs>
           </a:gsLst>
           <a:lin ang="16200000" scaled="0"/>
+          <a:tileRect l="0" t="0" r="0" b="0"/>
         </a:gradFill>
       </a:fillStyleLst>
       <a:lnStyleLst>
         <a:ln w="9525" cap="flat" cmpd="sng" algn="ctr">
-          <a:solidFill>
-            <a:schemeClr val="phClr">
-              <a:shade val="95000"/>
-              <a:satMod val="105000"/>
-            </a:schemeClr>
-          </a:solidFill>
           <a:prstDash val="solid"/>
         </a:ln>
         <a:ln w="25400" cap="flat" cmpd="sng" algn="ctr">
-          <a:solidFill>
-            <a:schemeClr val="phClr"/>
-          </a:solidFill>
           <a:prstDash val="solid"/>
         </a:ln>
         <a:ln w="38100" cap="flat" cmpd="sng" algn="ctr">
-          <a:solidFill>
-            <a:schemeClr val="phClr"/>
-          </a:solidFill>
           <a:prstDash val="solid"/>
         </a:ln>
       </a:lnStyleLst>
       <a:effectStyleLst>
         <a:effectStyle>
-          <a:effectLst>
-            <a:outerShdw blurRad="40000" dist="20000" dir="5400000" rotWithShape="0">
-              <a:srgbClr val="000000">
-                <a:alpha val="38000"/>
-              </a:srgbClr>
-            </a:outerShdw>
-          </a:effectLst>
+          <a:effectLst/>
         </a:effectStyle>
         <a:effectStyle>
-          <a:effectLst>
-            <a:outerShdw blurRad="40000" dist="23000" dir="5400000" rotWithShape="0">
-              <a:srgbClr val="000000">
-                <a:alpha val="35000"/>
-              </a:srgbClr>
-            </a:outerShdw>
-          </a:effectLst>
+          <a:effectLst/>
         </a:effectStyle>
         <a:effectStyle>
-          <a:effectLst>
-            <a:outerShdw blurRad="40000" dist="23000" dir="5400000" rotWithShape="0">
-              <a:srgbClr val="000000">
-                <a:alpha val="35000"/>
-              </a:srgbClr>
-            </a:outerShdw>
-          </a:effectLst>
-          <a:scene3d>
-            <a:camera prst="orthographicFront">
-              <a:rot lat="0" lon="0" rev="0"/>
-            </a:camera>
-            <a:lightRig rig="threePt" dir="t">
-              <a:rot lat="0" lon="0" rev="1200000"/>
-            </a:lightRig>
-          </a:scene3d>
-          <a:sp3d>
-            <a:bevelT w="63500" h="25400"/>
-          </a:sp3d>
+          <a:effectLst/>
         </a:effectStyle>
       </a:effectStyleLst>
       <a:bgFillStyleLst>
         <a:solidFill>
           <a:schemeClr val="phClr"/>
         </a:solidFill>
-        <a:gradFill rotWithShape="1">
+        <a:gradFill>
           <a:gsLst>
             <a:gs pos="0">
               <a:schemeClr val="phClr">
                 <a:tint val="40000"/>
-                <a:satMod val="350000"/>
               </a:schemeClr>
             </a:gs>
             <a:gs pos="40000">
               <a:schemeClr val="phClr">
                 <a:tint val="45000"/>
                 <a:shade val="99000"/>
-                <a:satMod val="350000"/>
               </a:schemeClr>
             </a:gs>
             <a:gs pos="100000">
               <a:schemeClr val="phClr">
                 <a:shade val="20000"/>
-                <a:satMod val="255000"/>
               </a:schemeClr>
             </a:gs>
           </a:gsLst>
           <a:path path="circle">
             <a:fillToRect l="50000" t="-80000" r="50000" b="180000"/>
           </a:path>
+          <a:tileRect l="0" t="0" r="0" b="0"/>
         </a:gradFill>
-        <a:gradFill rotWithShape="1">
+        <a:gradFill>
           <a:gsLst>
             <a:gs pos="0">
               <a:schemeClr val="phClr">
                 <a:tint val="80000"/>
-                <a:satMod val="300000"/>
               </a:schemeClr>
             </a:gs>
             <a:gs pos="100000">
               <a:schemeClr val="phClr">
                 <a:shade val="30000"/>
-                <a:satMod val="200000"/>
               </a:schemeClr>
             </a:gs>
           </a:gsLst>
           <a:path path="circle">
             <a:fillToRect l="50000" t="50000" r="50000" b="50000"/>
           </a:path>
+          <a:tileRect l="0" t="0" r="0" b="0"/>
         </a:gradFill>
       </a:bgFillStyleLst>
     </a:fmtScheme>
   </a:themeElements>
-  <a:objectDefaults>
-    <a:spDef>
-      <a:spPr/>
-      <a:bodyPr/>
-      <a:lstStyle/>
-      <a:style>
-        <a:lnRef idx="1">
-          <a:schemeClr val="accent1"/>
-        </a:lnRef>
-        <a:fillRef idx="3">
-          <a:schemeClr val="accent1"/>
-        </a:fillRef>
-        <a:effectRef idx="2">
-          <a:schemeClr val="accent1"/>
-        </a:effectRef>
-        <a:fontRef idx="minor">
-          <a:schemeClr val="lt1"/>
-        </a:fontRef>
-      </a:style>
-    </a:spDef>
-    <a:lnDef>
-      <a:spPr/>
-      <a:bodyPr/>
-      <a:lstStyle/>
-      <a:style>
-        <a:lnRef idx="2">
-          <a:schemeClr val="accent1"/>
-        </a:lnRef>
-        <a:fillRef idx="0">
-          <a:schemeClr val="accent1"/>
-        </a:fillRef>
-        <a:effectRef idx="1">
-          <a:schemeClr val="accent1"/>
-        </a:effectRef>
-        <a:fontRef idx="minor">
-          <a:schemeClr val="tx1"/>
-        </a:fontRef>
-      </a:style>
-    </a:lnDef>
-  </a:objectDefaults>
-  <a:extraClrSchemeLst/>
 </a:theme>
 </file>
 
